--- a/TranNguyenAnSon_hedieuhanhnhung.docx
+++ b/TranNguyenAnSon_hedieuhanhnhung.docx
@@ -544,7 +544,7 @@
         <w:jc w:val="center"/>
       </w:pPr>
       <w:bookmarkStart w:id="0" w:name="_Toc231628991"/>
-      <w:bookmarkStart w:id="1" w:name="_Toc231897259"/>
+      <w:bookmarkStart w:id="1" w:name="_Toc231897682"/>
       <w:r>
         <w:lastRenderedPageBreak/>
         <w:t>NHIỆM VỤ TIỂU LUẬN CUỐI KỲ</w:t>
@@ -1666,7 +1666,7 @@
         <w:jc w:val="center"/>
       </w:pPr>
       <w:bookmarkStart w:id="2" w:name="_Toc231628992"/>
-      <w:bookmarkStart w:id="3" w:name="_Toc231897260"/>
+      <w:bookmarkStart w:id="3" w:name="_Toc231897683"/>
       <w:r>
         <w:lastRenderedPageBreak/>
         <w:t>LỜI CAM ĐOAN</w:t>
@@ -1747,7 +1747,7 @@
         <w:jc w:val="center"/>
       </w:pPr>
       <w:bookmarkStart w:id="4" w:name="_Toc231628993"/>
-      <w:bookmarkStart w:id="5" w:name="_Toc231897261"/>
+      <w:bookmarkStart w:id="5" w:name="_Toc231897684"/>
       <w:r>
         <w:lastRenderedPageBreak/>
         <w:t>LỜI CẢM ƠN</w:t>
@@ -1781,7 +1781,7 @@
         <w:jc w:val="center"/>
       </w:pPr>
       <w:bookmarkStart w:id="6" w:name="_Toc231628994"/>
-      <w:bookmarkStart w:id="7" w:name="_Toc231897262"/>
+      <w:bookmarkStart w:id="7" w:name="_Toc231897685"/>
       <w:r>
         <w:lastRenderedPageBreak/>
         <w:t>TÓM TẮT</w:t>
@@ -2188,7 +2188,7 @@
         <w:jc w:val="center"/>
       </w:pPr>
       <w:bookmarkStart w:id="8" w:name="_Toc231628995"/>
-      <w:bookmarkStart w:id="9" w:name="_Toc231897263"/>
+      <w:bookmarkStart w:id="9" w:name="_Toc231897686"/>
       <w:r>
         <w:lastRenderedPageBreak/>
         <w:t>ABSTRACT</w:t>
@@ -2218,6 +2218,12 @@
     </w:p>
     <w:sdt>
       <w:sdtPr>
+        <w:rPr>
+          <w:rFonts w:ascii="Times New Roman" w:eastAsia="Times New Roman" w:hAnsi="Times New Roman" w:cs="Times New Roman"/>
+          <w:color w:val="000000"/>
+          <w:sz w:val="27"/>
+          <w:szCs w:val="27"/>
+        </w:rPr>
         <w:id w:val="-1002959870"/>
         <w:docPartObj>
           <w:docPartGallery w:val="Table of Contents"/>
@@ -2226,13 +2232,9 @@
       </w:sdtPr>
       <w:sdtEndPr>
         <w:rPr>
-          <w:rFonts w:ascii="Times New Roman" w:eastAsia="Times New Roman" w:hAnsi="Times New Roman" w:cs="Times New Roman"/>
           <w:b/>
           <w:bCs/>
           <w:noProof/>
-          <w:color w:val="000000"/>
-          <w:sz w:val="27"/>
-          <w:szCs w:val="27"/>
         </w:rPr>
       </w:sdtEndPr>
       <w:sdtContent>
@@ -2282,7 +2284,7 @@
           <w:r>
             <w:fldChar w:fldCharType="separate"/>
           </w:r>
-          <w:hyperlink w:anchor="_Toc231897259" w:history="1">
+          <w:hyperlink w:anchor="_Toc231897682" w:history="1">
             <w:r>
               <w:rPr>
                 <w:rStyle w:val="Hyperlink"/>
@@ -2309,7 +2311,7 @@
                 <w:noProof/>
                 <w:webHidden/>
               </w:rPr>
-              <w:instrText xml:space="preserve"> PAGEREF _Toc231897259 \h </w:instrText>
+              <w:instrText xml:space="preserve"> PAGEREF _Toc231897682 \h </w:instrText>
             </w:r>
             <w:r>
               <w:rPr>
@@ -2356,7 +2358,7 @@
               <w14:ligatures w14:val="standardContextual"/>
             </w:rPr>
           </w:pPr>
-          <w:hyperlink w:anchor="_Toc231897260" w:history="1">
+          <w:hyperlink w:anchor="_Toc231897683" w:history="1">
             <w:r>
               <w:rPr>
                 <w:rStyle w:val="Hyperlink"/>
@@ -2383,7 +2385,7 @@
                 <w:noProof/>
                 <w:webHidden/>
               </w:rPr>
-              <w:instrText xml:space="preserve"> PAGEREF _Toc231897260 \h </w:instrText>
+              <w:instrText xml:space="preserve"> PAGEREF _Toc231897683 \h </w:instrText>
             </w:r>
             <w:r>
               <w:rPr>
@@ -2430,7 +2432,7 @@
               <w14:ligatures w14:val="standardContextual"/>
             </w:rPr>
           </w:pPr>
-          <w:hyperlink w:anchor="_Toc231897261" w:history="1">
+          <w:hyperlink w:anchor="_Toc231897684" w:history="1">
             <w:r>
               <w:rPr>
                 <w:rStyle w:val="Hyperlink"/>
@@ -2457,7 +2459,7 @@
                 <w:noProof/>
                 <w:webHidden/>
               </w:rPr>
-              <w:instrText xml:space="preserve"> PAGEREF _Toc231897261 \h </w:instrText>
+              <w:instrText xml:space="preserve"> PAGEREF _Toc231897684 \h </w:instrText>
             </w:r>
             <w:r>
               <w:rPr>
@@ -2504,7 +2506,7 @@
               <w14:ligatures w14:val="standardContextual"/>
             </w:rPr>
           </w:pPr>
-          <w:hyperlink w:anchor="_Toc231897262" w:history="1">
+          <w:hyperlink w:anchor="_Toc231897685" w:history="1">
             <w:r>
               <w:rPr>
                 <w:rStyle w:val="Hyperlink"/>
@@ -2531,7 +2533,7 @@
                 <w:noProof/>
                 <w:webHidden/>
               </w:rPr>
-              <w:instrText xml:space="preserve"> PAGEREF _Toc231897262 \h </w:instrText>
+              <w:instrText xml:space="preserve"> PAGEREF _Toc231897685 \h </w:instrText>
             </w:r>
             <w:r>
               <w:rPr>
@@ -2578,7 +2580,7 @@
               <w14:ligatures w14:val="standardContextual"/>
             </w:rPr>
           </w:pPr>
-          <w:hyperlink w:anchor="_Toc231897263" w:history="1">
+          <w:hyperlink w:anchor="_Toc231897686" w:history="1">
             <w:r>
               <w:rPr>
                 <w:rStyle w:val="Hyperlink"/>
@@ -2605,7 +2607,7 @@
                 <w:noProof/>
                 <w:webHidden/>
               </w:rPr>
-              <w:instrText xml:space="preserve"> PAGEREF _Toc231897263 \h </w:instrText>
+              <w:instrText xml:space="preserve"> PAGEREF _Toc231897686 \h </w:instrText>
             </w:r>
             <w:r>
               <w:rPr>
@@ -2652,7 +2654,7 @@
               <w14:ligatures w14:val="standardContextual"/>
             </w:rPr>
           </w:pPr>
-          <w:hyperlink w:anchor="_Toc231897264" w:history="1">
+          <w:hyperlink w:anchor="_Toc231897687" w:history="1">
             <w:r>
               <w:rPr>
                 <w:rStyle w:val="Hyperlink"/>
@@ -2679,7 +2681,7 @@
                 <w:noProof/>
                 <w:webHidden/>
               </w:rPr>
-              <w:instrText xml:space="preserve"> PAGEREF _Toc231897264 \h </w:instrText>
+              <w:instrText xml:space="preserve"> PAGEREF _Toc231897687 \h </w:instrText>
             </w:r>
             <w:r>
               <w:rPr>
@@ -2726,7 +2728,7 @@
               <w14:ligatures w14:val="standardContextual"/>
             </w:rPr>
           </w:pPr>
-          <w:hyperlink w:anchor="_Toc231897265" w:history="1">
+          <w:hyperlink w:anchor="_Toc231897688" w:history="1">
             <w:r>
               <w:rPr>
                 <w:rStyle w:val="Hyperlink"/>
@@ -2753,7 +2755,7 @@
                 <w:noProof/>
                 <w:webHidden/>
               </w:rPr>
-              <w:instrText xml:space="preserve"> PAGEREF _Toc231897265 \h </w:instrText>
+              <w:instrText xml:space="preserve"> PAGEREF _Toc231897688 \h </w:instrText>
             </w:r>
             <w:r>
               <w:rPr>
@@ -2800,7 +2802,7 @@
               <w14:ligatures w14:val="standardContextual"/>
             </w:rPr>
           </w:pPr>
-          <w:hyperlink w:anchor="_Toc231897266" w:history="1">
+          <w:hyperlink w:anchor="_Toc231897689" w:history="1">
             <w:r>
               <w:rPr>
                 <w:rStyle w:val="Hyperlink"/>
@@ -2827,7 +2829,7 @@
                 <w:noProof/>
                 <w:webHidden/>
               </w:rPr>
-              <w:instrText xml:space="preserve"> PAGEREF _Toc231897266 \h </w:instrText>
+              <w:instrText xml:space="preserve"> PAGEREF _Toc231897689 \h </w:instrText>
             </w:r>
             <w:r>
               <w:rPr>
@@ -2874,7 +2876,7 @@
               <w14:ligatures w14:val="standardContextual"/>
             </w:rPr>
           </w:pPr>
-          <w:hyperlink w:anchor="_Toc231897267" w:history="1">
+          <w:hyperlink w:anchor="_Toc231897690" w:history="1">
             <w:r>
               <w:rPr>
                 <w:rStyle w:val="Hyperlink"/>
@@ -2901,7 +2903,7 @@
                 <w:noProof/>
                 <w:webHidden/>
               </w:rPr>
-              <w:instrText xml:space="preserve"> PAGEREF _Toc231897267 \h </w:instrText>
+              <w:instrText xml:space="preserve"> PAGEREF _Toc231897690 \h </w:instrText>
             </w:r>
             <w:r>
               <w:rPr>
@@ -2948,7 +2950,7 @@
               <w14:ligatures w14:val="standardContextual"/>
             </w:rPr>
           </w:pPr>
-          <w:hyperlink w:anchor="_Toc231897268" w:history="1">
+          <w:hyperlink w:anchor="_Toc231897691" w:history="1">
             <w:r>
               <w:rPr>
                 <w:rStyle w:val="Hyperlink"/>
@@ -2975,7 +2977,7 @@
                 <w:noProof/>
                 <w:webHidden/>
               </w:rPr>
-              <w:instrText xml:space="preserve"> PAGEREF _Toc231897268 \h </w:instrText>
+              <w:instrText xml:space="preserve"> PAGEREF _Toc231897691 \h </w:instrText>
             </w:r>
             <w:r>
               <w:rPr>
@@ -3022,7 +3024,7 @@
               <w14:ligatures w14:val="standardContextual"/>
             </w:rPr>
           </w:pPr>
-          <w:hyperlink w:anchor="_Toc231897269" w:history="1">
+          <w:hyperlink w:anchor="_Toc231897692" w:history="1">
             <w:r>
               <w:rPr>
                 <w:rStyle w:val="Hyperlink"/>
@@ -3049,7 +3051,7 @@
                 <w:noProof/>
                 <w:webHidden/>
               </w:rPr>
-              <w:instrText xml:space="preserve"> PAGEREF _Toc231897269 \h </w:instrText>
+              <w:instrText xml:space="preserve"> PAGEREF _Toc231897692 \h </w:instrText>
             </w:r>
             <w:r>
               <w:rPr>
@@ -3096,7 +3098,7 @@
               <w14:ligatures w14:val="standardContextual"/>
             </w:rPr>
           </w:pPr>
-          <w:hyperlink w:anchor="_Toc231897270" w:history="1">
+          <w:hyperlink w:anchor="_Toc231897693" w:history="1">
             <w:r>
               <w:rPr>
                 <w:rStyle w:val="Hyperlink"/>
@@ -3123,7 +3125,7 @@
                 <w:noProof/>
                 <w:webHidden/>
               </w:rPr>
-              <w:instrText xml:space="preserve"> PAGEREF _Toc231897270 \h </w:instrText>
+              <w:instrText xml:space="preserve"> PAGEREF _Toc231897693 \h </w:instrText>
             </w:r>
             <w:r>
               <w:rPr>
@@ -3170,7 +3172,7 @@
               <w14:ligatures w14:val="standardContextual"/>
             </w:rPr>
           </w:pPr>
-          <w:hyperlink w:anchor="_Toc231897271" w:history="1">
+          <w:hyperlink w:anchor="_Toc231897694" w:history="1">
             <w:r>
               <w:rPr>
                 <w:rStyle w:val="Hyperlink"/>
@@ -3197,7 +3199,7 @@
                 <w:noProof/>
                 <w:webHidden/>
               </w:rPr>
-              <w:instrText xml:space="preserve"> PAGEREF _Toc231897271 \h </w:instrText>
+              <w:instrText xml:space="preserve"> PAGEREF _Toc231897694 \h </w:instrText>
             </w:r>
             <w:r>
               <w:rPr>
@@ -3244,7 +3246,7 @@
               <w14:ligatures w14:val="standardContextual"/>
             </w:rPr>
           </w:pPr>
-          <w:hyperlink w:anchor="_Toc231897272" w:history="1">
+          <w:hyperlink w:anchor="_Toc231897695" w:history="1">
             <w:r>
               <w:rPr>
                 <w:rStyle w:val="Hyperlink"/>
@@ -3271,7 +3273,7 @@
                 <w:noProof/>
                 <w:webHidden/>
               </w:rPr>
-              <w:instrText xml:space="preserve"> PAGEREF _Toc231897272 \h </w:instrText>
+              <w:instrText xml:space="preserve"> PAGEREF _Toc231897695 \h </w:instrText>
             </w:r>
             <w:r>
               <w:rPr>
@@ -3318,7 +3320,7 @@
               <w14:ligatures w14:val="standardContextual"/>
             </w:rPr>
           </w:pPr>
-          <w:hyperlink w:anchor="_Toc231897273" w:history="1">
+          <w:hyperlink w:anchor="_Toc231897696" w:history="1">
             <w:r>
               <w:rPr>
                 <w:rStyle w:val="Hyperlink"/>
@@ -3345,7 +3347,7 @@
                 <w:noProof/>
                 <w:webHidden/>
               </w:rPr>
-              <w:instrText xml:space="preserve"> PAGEREF _Toc231897273 \h </w:instrText>
+              <w:instrText xml:space="preserve"> PAGEREF _Toc231897696 \h </w:instrText>
             </w:r>
             <w:r>
               <w:rPr>
@@ -3392,7 +3394,7 @@
               <w14:ligatures w14:val="standardContextual"/>
             </w:rPr>
           </w:pPr>
-          <w:hyperlink w:anchor="_Toc231897274" w:history="1">
+          <w:hyperlink w:anchor="_Toc231897697" w:history="1">
             <w:r>
               <w:rPr>
                 <w:rStyle w:val="Hyperlink"/>
@@ -3419,7 +3421,7 @@
                 <w:noProof/>
                 <w:webHidden/>
               </w:rPr>
-              <w:instrText xml:space="preserve"> PAGEREF _Toc231897274 \h </w:instrText>
+              <w:instrText xml:space="preserve"> PAGEREF _Toc231897697 \h </w:instrText>
             </w:r>
             <w:r>
               <w:rPr>
@@ -3466,7 +3468,7 @@
               <w14:ligatures w14:val="standardContextual"/>
             </w:rPr>
           </w:pPr>
-          <w:hyperlink w:anchor="_Toc231897275" w:history="1">
+          <w:hyperlink w:anchor="_Toc231897698" w:history="1">
             <w:r>
               <w:rPr>
                 <w:rStyle w:val="Hyperlink"/>
@@ -3493,7 +3495,7 @@
                 <w:noProof/>
                 <w:webHidden/>
               </w:rPr>
-              <w:instrText xml:space="preserve"> PAGEREF _Toc231897275 \h </w:instrText>
+              <w:instrText xml:space="preserve"> PAGEREF _Toc231897698 \h </w:instrText>
             </w:r>
             <w:r>
               <w:rPr>
@@ -3540,7 +3542,7 @@
               <w14:ligatures w14:val="standardContextual"/>
             </w:rPr>
           </w:pPr>
-          <w:hyperlink w:anchor="_Toc231897276" w:history="1">
+          <w:hyperlink w:anchor="_Toc231897699" w:history="1">
             <w:r>
               <w:rPr>
                 <w:rStyle w:val="Hyperlink"/>
@@ -3567,7 +3569,7 @@
                 <w:noProof/>
                 <w:webHidden/>
               </w:rPr>
-              <w:instrText xml:space="preserve"> PAGEREF _Toc231897276 \h </w:instrText>
+              <w:instrText xml:space="preserve"> PAGEREF _Toc231897699 \h </w:instrText>
             </w:r>
             <w:r>
               <w:rPr>
@@ -3614,7 +3616,7 @@
               <w14:ligatures w14:val="standardContextual"/>
             </w:rPr>
           </w:pPr>
-          <w:hyperlink w:anchor="_Toc231897277" w:history="1">
+          <w:hyperlink w:anchor="_Toc231897700" w:history="1">
             <w:r>
               <w:rPr>
                 <w:rStyle w:val="Hyperlink"/>
@@ -3641,7 +3643,7 @@
                 <w:noProof/>
                 <w:webHidden/>
               </w:rPr>
-              <w:instrText xml:space="preserve"> PAGEREF _Toc231897277 \h </w:instrText>
+              <w:instrText xml:space="preserve"> PAGEREF _Toc231897700 \h </w:instrText>
             </w:r>
             <w:r>
               <w:rPr>
@@ -3688,7 +3690,7 @@
               <w14:ligatures w14:val="standardContextual"/>
             </w:rPr>
           </w:pPr>
-          <w:hyperlink w:anchor="_Toc231897278" w:history="1">
+          <w:hyperlink w:anchor="_Toc231897701" w:history="1">
             <w:r>
               <w:rPr>
                 <w:rStyle w:val="Hyperlink"/>
@@ -3715,7 +3717,7 @@
                 <w:noProof/>
                 <w:webHidden/>
               </w:rPr>
-              <w:instrText xml:space="preserve"> PAGEREF _Toc231897278 \h </w:instrText>
+              <w:instrText xml:space="preserve"> PAGEREF _Toc231897701 \h </w:instrText>
             </w:r>
             <w:r>
               <w:rPr>
@@ -3762,7 +3764,7 @@
               <w14:ligatures w14:val="standardContextual"/>
             </w:rPr>
           </w:pPr>
-          <w:hyperlink w:anchor="_Toc231897279" w:history="1">
+          <w:hyperlink w:anchor="_Toc231897702" w:history="1">
             <w:r>
               <w:rPr>
                 <w:rStyle w:val="Hyperlink"/>
@@ -3789,7 +3791,7 @@
                 <w:noProof/>
                 <w:webHidden/>
               </w:rPr>
-              <w:instrText xml:space="preserve"> PAGEREF _Toc231897279 \h </w:instrText>
+              <w:instrText xml:space="preserve"> PAGEREF _Toc231897702 \h </w:instrText>
             </w:r>
             <w:r>
               <w:rPr>
@@ -3836,7 +3838,7 @@
               <w14:ligatures w14:val="standardContextual"/>
             </w:rPr>
           </w:pPr>
-          <w:hyperlink w:anchor="_Toc231897280" w:history="1">
+          <w:hyperlink w:anchor="_Toc231897703" w:history="1">
             <w:r>
               <w:rPr>
                 <w:rStyle w:val="Hyperlink"/>
@@ -3863,7 +3865,7 @@
                 <w:noProof/>
                 <w:webHidden/>
               </w:rPr>
-              <w:instrText xml:space="preserve"> PAGEREF _Toc231897280 \h </w:instrText>
+              <w:instrText xml:space="preserve"> PAGEREF _Toc231897703 \h </w:instrText>
             </w:r>
             <w:r>
               <w:rPr>
@@ -3910,7 +3912,7 @@
               <w14:ligatures w14:val="standardContextual"/>
             </w:rPr>
           </w:pPr>
-          <w:hyperlink w:anchor="_Toc231897281" w:history="1">
+          <w:hyperlink w:anchor="_Toc231897704" w:history="1">
             <w:r>
               <w:rPr>
                 <w:rStyle w:val="Hyperlink"/>
@@ -3937,7 +3939,7 @@
                 <w:noProof/>
                 <w:webHidden/>
               </w:rPr>
-              <w:instrText xml:space="preserve"> PAGEREF _Toc231897281 \h </w:instrText>
+              <w:instrText xml:space="preserve"> PAGEREF _Toc231897704 \h </w:instrText>
             </w:r>
             <w:r>
               <w:rPr>
@@ -3984,7 +3986,7 @@
               <w14:ligatures w14:val="standardContextual"/>
             </w:rPr>
           </w:pPr>
-          <w:hyperlink w:anchor="_Toc231897282" w:history="1">
+          <w:hyperlink w:anchor="_Toc231897705" w:history="1">
             <w:r>
               <w:rPr>
                 <w:rStyle w:val="Hyperlink"/>
@@ -4011,7 +4013,7 @@
                 <w:noProof/>
                 <w:webHidden/>
               </w:rPr>
-              <w:instrText xml:space="preserve"> PAGEREF _Toc231897282 \h </w:instrText>
+              <w:instrText xml:space="preserve"> PAGEREF _Toc231897705 \h </w:instrText>
             </w:r>
             <w:r>
               <w:rPr>
@@ -4058,7 +4060,7 @@
               <w14:ligatures w14:val="standardContextual"/>
             </w:rPr>
           </w:pPr>
-          <w:hyperlink w:anchor="_Toc231897283" w:history="1">
+          <w:hyperlink w:anchor="_Toc231897706" w:history="1">
             <w:r>
               <w:rPr>
                 <w:rStyle w:val="Hyperlink"/>
@@ -4085,7 +4087,7 @@
                 <w:noProof/>
                 <w:webHidden/>
               </w:rPr>
-              <w:instrText xml:space="preserve"> PAGEREF _Toc231897283 \h </w:instrText>
+              <w:instrText xml:space="preserve"> PAGEREF _Toc231897706 \h </w:instrText>
             </w:r>
             <w:r>
               <w:rPr>
@@ -4132,7 +4134,7 @@
               <w14:ligatures w14:val="standardContextual"/>
             </w:rPr>
           </w:pPr>
-          <w:hyperlink w:anchor="_Toc231897284" w:history="1">
+          <w:hyperlink w:anchor="_Toc231897707" w:history="1">
             <w:r>
               <w:rPr>
                 <w:rStyle w:val="Hyperlink"/>
@@ -4159,7 +4161,7 @@
                 <w:noProof/>
                 <w:webHidden/>
               </w:rPr>
-              <w:instrText xml:space="preserve"> PAGEREF _Toc231897284 \h </w:instrText>
+              <w:instrText xml:space="preserve"> PAGEREF _Toc231897707 \h </w:instrText>
             </w:r>
             <w:r>
               <w:rPr>
@@ -4206,7 +4208,7 @@
               <w14:ligatures w14:val="standardContextual"/>
             </w:rPr>
           </w:pPr>
-          <w:hyperlink w:anchor="_Toc231897285" w:history="1">
+          <w:hyperlink w:anchor="_Toc231897708" w:history="1">
             <w:r>
               <w:rPr>
                 <w:rStyle w:val="Hyperlink"/>
@@ -4233,7 +4235,7 @@
                 <w:noProof/>
                 <w:webHidden/>
               </w:rPr>
-              <w:instrText xml:space="preserve"> PAGEREF _Toc231897285 \h </w:instrText>
+              <w:instrText xml:space="preserve"> PAGEREF _Toc231897708 \h </w:instrText>
             </w:r>
             <w:r>
               <w:rPr>
@@ -4280,7 +4282,7 @@
               <w14:ligatures w14:val="standardContextual"/>
             </w:rPr>
           </w:pPr>
-          <w:hyperlink w:anchor="_Toc231897286" w:history="1">
+          <w:hyperlink w:anchor="_Toc231897709" w:history="1">
             <w:r>
               <w:rPr>
                 <w:rStyle w:val="Hyperlink"/>
@@ -4307,7 +4309,7 @@
                 <w:noProof/>
                 <w:webHidden/>
               </w:rPr>
-              <w:instrText xml:space="preserve"> PAGEREF _Toc231897286 \h </w:instrText>
+              <w:instrText xml:space="preserve"> PAGEREF _Toc231897709 \h </w:instrText>
             </w:r>
             <w:r>
               <w:rPr>
@@ -4354,7 +4356,7 @@
               <w14:ligatures w14:val="standardContextual"/>
             </w:rPr>
           </w:pPr>
-          <w:hyperlink w:anchor="_Toc231897287" w:history="1">
+          <w:hyperlink w:anchor="_Toc231897710" w:history="1">
             <w:r>
               <w:rPr>
                 <w:rStyle w:val="Hyperlink"/>
@@ -4381,7 +4383,7 @@
                 <w:noProof/>
                 <w:webHidden/>
               </w:rPr>
-              <w:instrText xml:space="preserve"> PAGEREF _Toc231897287 \h </w:instrText>
+              <w:instrText xml:space="preserve"> PAGEREF _Toc231897710 \h </w:instrText>
             </w:r>
             <w:r>
               <w:rPr>
@@ -4428,7 +4430,7 @@
               <w14:ligatures w14:val="standardContextual"/>
             </w:rPr>
           </w:pPr>
-          <w:hyperlink w:anchor="_Toc231897288" w:history="1">
+          <w:hyperlink w:anchor="_Toc231897711" w:history="1">
             <w:r>
               <w:rPr>
                 <w:rStyle w:val="Hyperlink"/>
@@ -4455,7 +4457,7 @@
                 <w:noProof/>
                 <w:webHidden/>
               </w:rPr>
-              <w:instrText xml:space="preserve"> PAGEREF _Toc231897288 \h </w:instrText>
+              <w:instrText xml:space="preserve"> PAGEREF _Toc231897711 \h </w:instrText>
             </w:r>
             <w:r>
               <w:rPr>
@@ -4502,7 +4504,7 @@
               <w14:ligatures w14:val="standardContextual"/>
             </w:rPr>
           </w:pPr>
-          <w:hyperlink w:anchor="_Toc231897289" w:history="1">
+          <w:hyperlink w:anchor="_Toc231897712" w:history="1">
             <w:r>
               <w:rPr>
                 <w:rStyle w:val="Hyperlink"/>
@@ -4529,7 +4531,7 @@
                 <w:noProof/>
                 <w:webHidden/>
               </w:rPr>
-              <w:instrText xml:space="preserve"> PAGEREF _Toc231897289 \h </w:instrText>
+              <w:instrText xml:space="preserve"> PAGEREF _Toc231897712 \h </w:instrText>
             </w:r>
             <w:r>
               <w:rPr>
@@ -4576,7 +4578,7 @@
               <w14:ligatures w14:val="standardContextual"/>
             </w:rPr>
           </w:pPr>
-          <w:hyperlink w:anchor="_Toc231897290" w:history="1">
+          <w:hyperlink w:anchor="_Toc231897713" w:history="1">
             <w:r>
               <w:rPr>
                 <w:rStyle w:val="Hyperlink"/>
@@ -4603,7 +4605,7 @@
                 <w:noProof/>
                 <w:webHidden/>
               </w:rPr>
-              <w:instrText xml:space="preserve"> PAGEREF _Toc231897290 \h </w:instrText>
+              <w:instrText xml:space="preserve"> PAGEREF _Toc231897713 \h </w:instrText>
             </w:r>
             <w:r>
               <w:rPr>
@@ -4650,7 +4652,7 @@
               <w14:ligatures w14:val="standardContextual"/>
             </w:rPr>
           </w:pPr>
-          <w:hyperlink w:anchor="_Toc231897291" w:history="1">
+          <w:hyperlink w:anchor="_Toc231897714" w:history="1">
             <w:r>
               <w:rPr>
                 <w:rStyle w:val="Hyperlink"/>
@@ -4677,7 +4679,7 @@
                 <w:noProof/>
                 <w:webHidden/>
               </w:rPr>
-              <w:instrText xml:space="preserve"> PAGEREF _Toc231897291 \h </w:instrText>
+              <w:instrText xml:space="preserve"> PAGEREF _Toc231897714 \h </w:instrText>
             </w:r>
             <w:r>
               <w:rPr>
@@ -4724,7 +4726,7 @@
               <w14:ligatures w14:val="standardContextual"/>
             </w:rPr>
           </w:pPr>
-          <w:hyperlink w:anchor="_Toc231897292" w:history="1">
+          <w:hyperlink w:anchor="_Toc231897715" w:history="1">
             <w:r>
               <w:rPr>
                 <w:rStyle w:val="Hyperlink"/>
@@ -4751,7 +4753,7 @@
                 <w:noProof/>
                 <w:webHidden/>
               </w:rPr>
-              <w:instrText xml:space="preserve"> PAGEREF _Toc231897292 \h </w:instrText>
+              <w:instrText xml:space="preserve"> PAGEREF _Toc231897715 \h </w:instrText>
             </w:r>
             <w:r>
               <w:rPr>
@@ -4798,7 +4800,7 @@
               <w14:ligatures w14:val="standardContextual"/>
             </w:rPr>
           </w:pPr>
-          <w:hyperlink w:anchor="_Toc231897293" w:history="1">
+          <w:hyperlink w:anchor="_Toc231897716" w:history="1">
             <w:r>
               <w:rPr>
                 <w:rStyle w:val="Hyperlink"/>
@@ -4825,7 +4827,7 @@
                 <w:noProof/>
                 <w:webHidden/>
               </w:rPr>
-              <w:instrText xml:space="preserve"> PAGEREF _Toc231897293 \h </w:instrText>
+              <w:instrText xml:space="preserve"> PAGEREF _Toc231897716 \h </w:instrText>
             </w:r>
             <w:r>
               <w:rPr>
@@ -4872,7 +4874,7 @@
               <w14:ligatures w14:val="standardContextual"/>
             </w:rPr>
           </w:pPr>
-          <w:hyperlink w:anchor="_Toc231897294" w:history="1">
+          <w:hyperlink w:anchor="_Toc231897717" w:history="1">
             <w:r>
               <w:rPr>
                 <w:rStyle w:val="Hyperlink"/>
@@ -4899,7 +4901,7 @@
                 <w:noProof/>
                 <w:webHidden/>
               </w:rPr>
-              <w:instrText xml:space="preserve"> PAGEREF _Toc231897294 \h </w:instrText>
+              <w:instrText xml:space="preserve"> PAGEREF _Toc231897717 \h </w:instrText>
             </w:r>
             <w:r>
               <w:rPr>
@@ -4946,7 +4948,7 @@
               <w14:ligatures w14:val="standardContextual"/>
             </w:rPr>
           </w:pPr>
-          <w:hyperlink w:anchor="_Toc231897295" w:history="1">
+          <w:hyperlink w:anchor="_Toc231897718" w:history="1">
             <w:r>
               <w:rPr>
                 <w:rStyle w:val="Hyperlink"/>
@@ -4973,7 +4975,7 @@
                 <w:noProof/>
                 <w:webHidden/>
               </w:rPr>
-              <w:instrText xml:space="preserve"> PAGEREF _Toc231897295 \h </w:instrText>
+              <w:instrText xml:space="preserve"> PAGEREF _Toc231897718 \h </w:instrText>
             </w:r>
             <w:r>
               <w:rPr>
@@ -5020,7 +5022,7 @@
               <w14:ligatures w14:val="standardContextual"/>
             </w:rPr>
           </w:pPr>
-          <w:hyperlink w:anchor="_Toc231897296" w:history="1">
+          <w:hyperlink w:anchor="_Toc231897719" w:history="1">
             <w:r>
               <w:rPr>
                 <w:rStyle w:val="Hyperlink"/>
@@ -5047,7 +5049,7 @@
                 <w:noProof/>
                 <w:webHidden/>
               </w:rPr>
-              <w:instrText xml:space="preserve"> PAGEREF _Toc231897296 \h </w:instrText>
+              <w:instrText xml:space="preserve"> PAGEREF _Toc231897719 \h </w:instrText>
             </w:r>
             <w:r>
               <w:rPr>
@@ -5094,7 +5096,7 @@
               <w14:ligatures w14:val="standardContextual"/>
             </w:rPr>
           </w:pPr>
-          <w:hyperlink w:anchor="_Toc231897297" w:history="1">
+          <w:hyperlink w:anchor="_Toc231897720" w:history="1">
             <w:r>
               <w:rPr>
                 <w:rStyle w:val="Hyperlink"/>
@@ -5121,7 +5123,7 @@
                 <w:noProof/>
                 <w:webHidden/>
               </w:rPr>
-              <w:instrText xml:space="preserve"> PAGEREF _Toc231897297 \h </w:instrText>
+              <w:instrText xml:space="preserve"> PAGEREF _Toc231897720 \h </w:instrText>
             </w:r>
             <w:r>
               <w:rPr>
@@ -5168,7 +5170,7 @@
               <w14:ligatures w14:val="standardContextual"/>
             </w:rPr>
           </w:pPr>
-          <w:hyperlink w:anchor="_Toc231897298" w:history="1">
+          <w:hyperlink w:anchor="_Toc231897721" w:history="1">
             <w:r>
               <w:rPr>
                 <w:rStyle w:val="Hyperlink"/>
@@ -5195,7 +5197,7 @@
                 <w:noProof/>
                 <w:webHidden/>
               </w:rPr>
-              <w:instrText xml:space="preserve"> PAGEREF _Toc231897298 \h </w:instrText>
+              <w:instrText xml:space="preserve"> PAGEREF _Toc231897721 \h </w:instrText>
             </w:r>
             <w:r>
               <w:rPr>
@@ -5216,6 +5218,228 @@
                 <w:webHidden/>
               </w:rPr>
               <w:t>29</w:t>
+            </w:r>
+            <w:r>
+              <w:rPr>
+                <w:noProof/>
+                <w:webHidden/>
+              </w:rPr>
+              <w:fldChar w:fldCharType="end"/>
+            </w:r>
+          </w:hyperlink>
+        </w:p>
+        <w:p>
+          <w:pPr>
+            <w:pStyle w:val="TOC3"/>
+            <w:tabs>
+              <w:tab w:val="right" w:leader="dot" w:pos="9061"/>
+            </w:tabs>
+            <w:rPr>
+              <w:rFonts w:asciiTheme="minorHAnsi" w:eastAsiaTheme="minorEastAsia" w:hAnsiTheme="minorHAnsi" w:cstheme="minorBidi"/>
+              <w:noProof/>
+              <w:color w:val="auto"/>
+              <w:kern w:val="2"/>
+              <w:sz w:val="24"/>
+              <w:szCs w:val="24"/>
+              <w14:ligatures w14:val="standardContextual"/>
+            </w:rPr>
+          </w:pPr>
+          <w:hyperlink w:anchor="_Toc231897722" w:history="1">
+            <w:r>
+              <w:rPr>
+                <w:rStyle w:val="Hyperlink"/>
+                <w:noProof/>
+              </w:rPr>
+              <w:t>4.2.1. Nguồn dữ liệu</w:t>
+            </w:r>
+            <w:r>
+              <w:rPr>
+                <w:noProof/>
+                <w:webHidden/>
+              </w:rPr>
+              <w:tab/>
+            </w:r>
+            <w:r>
+              <w:rPr>
+                <w:noProof/>
+                <w:webHidden/>
+              </w:rPr>
+              <w:fldChar w:fldCharType="begin"/>
+            </w:r>
+            <w:r>
+              <w:rPr>
+                <w:noProof/>
+                <w:webHidden/>
+              </w:rPr>
+              <w:instrText xml:space="preserve"> PAGEREF _Toc231897722 \h </w:instrText>
+            </w:r>
+            <w:r>
+              <w:rPr>
+                <w:noProof/>
+                <w:webHidden/>
+              </w:rPr>
+            </w:r>
+            <w:r>
+              <w:rPr>
+                <w:noProof/>
+                <w:webHidden/>
+              </w:rPr>
+              <w:fldChar w:fldCharType="separate"/>
+            </w:r>
+            <w:r>
+              <w:rPr>
+                <w:noProof/>
+                <w:webHidden/>
+              </w:rPr>
+              <w:t>30</w:t>
+            </w:r>
+            <w:r>
+              <w:rPr>
+                <w:noProof/>
+                <w:webHidden/>
+              </w:rPr>
+              <w:fldChar w:fldCharType="end"/>
+            </w:r>
+          </w:hyperlink>
+        </w:p>
+        <w:p>
+          <w:pPr>
+            <w:pStyle w:val="TOC3"/>
+            <w:tabs>
+              <w:tab w:val="right" w:leader="dot" w:pos="9061"/>
+            </w:tabs>
+            <w:rPr>
+              <w:rFonts w:asciiTheme="minorHAnsi" w:eastAsiaTheme="minorEastAsia" w:hAnsiTheme="minorHAnsi" w:cstheme="minorBidi"/>
+              <w:noProof/>
+              <w:color w:val="auto"/>
+              <w:kern w:val="2"/>
+              <w:sz w:val="24"/>
+              <w:szCs w:val="24"/>
+              <w14:ligatures w14:val="standardContextual"/>
+            </w:rPr>
+          </w:pPr>
+          <w:hyperlink w:anchor="_Toc231897723" w:history="1">
+            <w:r>
+              <w:rPr>
+                <w:rStyle w:val="Hyperlink"/>
+                <w:noProof/>
+              </w:rPr>
+              <w:t>4.2.2. Ánh xạ nhãn</w:t>
+            </w:r>
+            <w:r>
+              <w:rPr>
+                <w:noProof/>
+                <w:webHidden/>
+              </w:rPr>
+              <w:tab/>
+            </w:r>
+            <w:r>
+              <w:rPr>
+                <w:noProof/>
+                <w:webHidden/>
+              </w:rPr>
+              <w:fldChar w:fldCharType="begin"/>
+            </w:r>
+            <w:r>
+              <w:rPr>
+                <w:noProof/>
+                <w:webHidden/>
+              </w:rPr>
+              <w:instrText xml:space="preserve"> PAGEREF _Toc231897723 \h </w:instrText>
+            </w:r>
+            <w:r>
+              <w:rPr>
+                <w:noProof/>
+                <w:webHidden/>
+              </w:rPr>
+            </w:r>
+            <w:r>
+              <w:rPr>
+                <w:noProof/>
+                <w:webHidden/>
+              </w:rPr>
+              <w:fldChar w:fldCharType="separate"/>
+            </w:r>
+            <w:r>
+              <w:rPr>
+                <w:noProof/>
+                <w:webHidden/>
+              </w:rPr>
+              <w:t>30</w:t>
+            </w:r>
+            <w:r>
+              <w:rPr>
+                <w:noProof/>
+                <w:webHidden/>
+              </w:rPr>
+              <w:fldChar w:fldCharType="end"/>
+            </w:r>
+          </w:hyperlink>
+        </w:p>
+        <w:p>
+          <w:pPr>
+            <w:pStyle w:val="TOC3"/>
+            <w:tabs>
+              <w:tab w:val="right" w:leader="dot" w:pos="9061"/>
+            </w:tabs>
+            <w:rPr>
+              <w:rFonts w:asciiTheme="minorHAnsi" w:eastAsiaTheme="minorEastAsia" w:hAnsiTheme="minorHAnsi" w:cstheme="minorBidi"/>
+              <w:noProof/>
+              <w:color w:val="auto"/>
+              <w:kern w:val="2"/>
+              <w:sz w:val="24"/>
+              <w:szCs w:val="24"/>
+              <w14:ligatures w14:val="standardContextual"/>
+            </w:rPr>
+          </w:pPr>
+          <w:hyperlink w:anchor="_Toc231897724" w:history="1">
+            <w:r>
+              <w:rPr>
+                <w:rStyle w:val="Hyperlink"/>
+                <w:noProof/>
+              </w:rPr>
+              <w:t>4.2.3. Thống kê bộ dữ liệu sau khi tải lên</w:t>
+            </w:r>
+            <w:r>
+              <w:rPr>
+                <w:noProof/>
+                <w:webHidden/>
+              </w:rPr>
+              <w:tab/>
+            </w:r>
+            <w:r>
+              <w:rPr>
+                <w:noProof/>
+                <w:webHidden/>
+              </w:rPr>
+              <w:fldChar w:fldCharType="begin"/>
+            </w:r>
+            <w:r>
+              <w:rPr>
+                <w:noProof/>
+                <w:webHidden/>
+              </w:rPr>
+              <w:instrText xml:space="preserve"> PAGEREF _Toc231897724 \h </w:instrText>
+            </w:r>
+            <w:r>
+              <w:rPr>
+                <w:noProof/>
+                <w:webHidden/>
+              </w:rPr>
+            </w:r>
+            <w:r>
+              <w:rPr>
+                <w:noProof/>
+                <w:webHidden/>
+              </w:rPr>
+              <w:fldChar w:fldCharType="separate"/>
+            </w:r>
+            <w:r>
+              <w:rPr>
+                <w:noProof/>
+                <w:webHidden/>
+              </w:rPr>
+              <w:t>31</w:t>
             </w:r>
             <w:r>
               <w:rPr>
@@ -5242,54 +5466,87 @@
               <w14:ligatures w14:val="standardContextual"/>
             </w:rPr>
           </w:pPr>
-          <w:hyperlink w:anchor="_Toc231897299" w:history="1">
+          <w:hyperlink w:anchor="_Toc231897725" w:history="1">
             <w:r>
               <w:rPr>
                 <w:rStyle w:val="Hyperlink"/>
                 <w:noProof/>
               </w:rPr>
-              <w:t>4.2. Chuẩn bị và nạp dữ liệu</w:t>
-            </w:r>
+              <w:t>4.3. Thiết kế Impulse</w:t>
+            </w:r>
+            <w:r>
+              <w:rPr>
+                <w:noProof/>
+                <w:webHidden/>
+              </w:rPr>
+              <w:tab/>
+            </w:r>
+            <w:r>
+              <w:rPr>
+                <w:noProof/>
+                <w:webHidden/>
+              </w:rPr>
+              <w:fldChar w:fldCharType="begin"/>
+            </w:r>
+            <w:r>
+              <w:rPr>
+                <w:noProof/>
+                <w:webHidden/>
+              </w:rPr>
+              <w:instrText xml:space="preserve"> PAGEREF _Toc231897725 \h </w:instrText>
+            </w:r>
+            <w:r>
+              <w:rPr>
+                <w:noProof/>
+                <w:webHidden/>
+              </w:rPr>
+            </w:r>
+            <w:r>
+              <w:rPr>
+                <w:noProof/>
+                <w:webHidden/>
+              </w:rPr>
+              <w:fldChar w:fldCharType="separate"/>
+            </w:r>
+            <w:r>
+              <w:rPr>
+                <w:noProof/>
+                <w:webHidden/>
+              </w:rPr>
+              <w:t>32</w:t>
+            </w:r>
+            <w:r>
+              <w:rPr>
+                <w:noProof/>
+                <w:webHidden/>
+              </w:rPr>
+              <w:fldChar w:fldCharType="end"/>
+            </w:r>
+          </w:hyperlink>
+        </w:p>
+        <w:p>
+          <w:pPr>
+            <w:pStyle w:val="TOC2"/>
+            <w:tabs>
+              <w:tab w:val="right" w:leader="dot" w:pos="9061"/>
+            </w:tabs>
+            <w:rPr>
+              <w:rFonts w:asciiTheme="minorHAnsi" w:eastAsiaTheme="minorEastAsia" w:hAnsiTheme="minorHAnsi" w:cstheme="minorBidi"/>
+              <w:noProof/>
+              <w:color w:val="auto"/>
+              <w:kern w:val="2"/>
+              <w:sz w:val="24"/>
+              <w:szCs w:val="24"/>
+              <w14:ligatures w14:val="standardContextual"/>
+            </w:rPr>
+          </w:pPr>
+          <w:hyperlink w:anchor="_Toc231897726" w:history="1">
             <w:r>
               <w:rPr>
                 <w:rStyle w:val="Hyperlink"/>
                 <w:noProof/>
               </w:rPr>
-              <w:drawing>
-                <wp:inline distT="0" distB="0" distL="0" distR="0" wp14:anchorId="0C39E377" wp14:editId="23D7FB4A">
-                  <wp:extent cx="4954415" cy="2703600"/>
-                  <wp:effectExtent l="0" t="0" r="0" b="1905"/>
-                  <wp:docPr id="2" name="Picture 2"/>
-                  <wp:cNvGraphicFramePr>
-                    <a:graphicFrameLocks xmlns:a="http://schemas.openxmlformats.org/drawingml/2006/main" noChangeAspect="1"/>
-                  </wp:cNvGraphicFramePr>
-                  <a:graphic xmlns:a="http://schemas.openxmlformats.org/drawingml/2006/main">
-                    <a:graphicData uri="http://schemas.openxmlformats.org/drawingml/2006/picture">
-                      <pic:pic xmlns:pic="http://schemas.openxmlformats.org/drawingml/2006/picture">
-                        <pic:nvPicPr>
-                          <pic:cNvPr id="1" name=""/>
-                          <pic:cNvPicPr/>
-                        </pic:nvPicPr>
-                        <pic:blipFill>
-                          <a:blip r:embed="rId9"/>
-                          <a:stretch>
-                            <a:fillRect/>
-                          </a:stretch>
-                        </pic:blipFill>
-                        <pic:spPr>
-                          <a:xfrm>
-                            <a:off x="0" y="0"/>
-                            <a:ext cx="4954415" cy="2703600"/>
-                          </a:xfrm>
-                          <a:prstGeom prst="rect">
-                            <a:avLst/>
-                          </a:prstGeom>
-                        </pic:spPr>
-                      </pic:pic>
-                    </a:graphicData>
-                  </a:graphic>
-                </wp:inline>
-              </w:drawing>
+              <w:t>4.4. Khối xử lý đặc trưng: Spectral Analysis</w:t>
             </w:r>
             <w:r>
               <w:rPr>
@@ -5310,7 +5567,7 @@
                 <w:noProof/>
                 <w:webHidden/>
               </w:rPr>
-              <w:instrText xml:space="preserve"> PAGEREF _Toc231897299 \h </w:instrText>
+              <w:instrText xml:space="preserve"> PAGEREF _Toc231897726 \h </w:instrText>
             </w:r>
             <w:r>
               <w:rPr>
@@ -5330,7 +5587,7 @@
                 <w:noProof/>
                 <w:webHidden/>
               </w:rPr>
-              <w:t>30</w:t>
+              <w:t>33</w:t>
             </w:r>
             <w:r>
               <w:rPr>
@@ -5357,13 +5614,13 @@
               <w14:ligatures w14:val="standardContextual"/>
             </w:rPr>
           </w:pPr>
-          <w:hyperlink w:anchor="_Toc231897300" w:history="1">
+          <w:hyperlink w:anchor="_Toc231897727" w:history="1">
             <w:r>
               <w:rPr>
                 <w:rStyle w:val="Hyperlink"/>
                 <w:noProof/>
               </w:rPr>
-              <w:t>4.2.1. Nguồn dữ liệu</w:t>
+              <w:t>4.4.1. Tham số cài đặt</w:t>
             </w:r>
             <w:r>
               <w:rPr>
@@ -5384,7 +5641,7 @@
                 <w:noProof/>
                 <w:webHidden/>
               </w:rPr>
-              <w:instrText xml:space="preserve"> PAGEREF _Toc231897300 \h </w:instrText>
+              <w:instrText xml:space="preserve"> PAGEREF _Toc231897727 \h </w:instrText>
             </w:r>
             <w:r>
               <w:rPr>
@@ -5404,7 +5661,7 @@
                 <w:noProof/>
                 <w:webHidden/>
               </w:rPr>
-              <w:t>30</w:t>
+              <w:t>33</w:t>
             </w:r>
             <w:r>
               <w:rPr>
@@ -5431,13 +5688,13 @@
               <w14:ligatures w14:val="standardContextual"/>
             </w:rPr>
           </w:pPr>
-          <w:hyperlink w:anchor="_Toc231897301" w:history="1">
+          <w:hyperlink w:anchor="_Toc231897728" w:history="1">
             <w:r>
               <w:rPr>
                 <w:rStyle w:val="Hyperlink"/>
                 <w:noProof/>
               </w:rPr>
-              <w:t>4.2.2. Ánh xạ nhãn</w:t>
+              <w:t>4.4.2. Kết quả trích xuất đặc trưng</w:t>
             </w:r>
             <w:r>
               <w:rPr>
@@ -5458,7 +5715,7 @@
                 <w:noProof/>
                 <w:webHidden/>
               </w:rPr>
-              <w:instrText xml:space="preserve"> PAGEREF _Toc231897301 \h </w:instrText>
+              <w:instrText xml:space="preserve"> PAGEREF _Toc231897728 \h </w:instrText>
             </w:r>
             <w:r>
               <w:rPr>
@@ -5478,7 +5735,81 @@
                 <w:noProof/>
                 <w:webHidden/>
               </w:rPr>
-              <w:t>30</w:t>
+              <w:t>34</w:t>
+            </w:r>
+            <w:r>
+              <w:rPr>
+                <w:noProof/>
+                <w:webHidden/>
+              </w:rPr>
+              <w:fldChar w:fldCharType="end"/>
+            </w:r>
+          </w:hyperlink>
+        </w:p>
+        <w:p>
+          <w:pPr>
+            <w:pStyle w:val="TOC2"/>
+            <w:tabs>
+              <w:tab w:val="right" w:leader="dot" w:pos="9061"/>
+            </w:tabs>
+            <w:rPr>
+              <w:rFonts w:asciiTheme="minorHAnsi" w:eastAsiaTheme="minorEastAsia" w:hAnsiTheme="minorHAnsi" w:cstheme="minorBidi"/>
+              <w:noProof/>
+              <w:color w:val="auto"/>
+              <w:kern w:val="2"/>
+              <w:sz w:val="24"/>
+              <w:szCs w:val="24"/>
+              <w14:ligatures w14:val="standardContextual"/>
+            </w:rPr>
+          </w:pPr>
+          <w:hyperlink w:anchor="_Toc231897729" w:history="1">
+            <w:r>
+              <w:rPr>
+                <w:rStyle w:val="Hyperlink"/>
+                <w:noProof/>
+              </w:rPr>
+              <w:t>4.5. Huấn luyện mô hình phân loại (Keras)</w:t>
+            </w:r>
+            <w:r>
+              <w:rPr>
+                <w:noProof/>
+                <w:webHidden/>
+              </w:rPr>
+              <w:tab/>
+            </w:r>
+            <w:r>
+              <w:rPr>
+                <w:noProof/>
+                <w:webHidden/>
+              </w:rPr>
+              <w:fldChar w:fldCharType="begin"/>
+            </w:r>
+            <w:r>
+              <w:rPr>
+                <w:noProof/>
+                <w:webHidden/>
+              </w:rPr>
+              <w:instrText xml:space="preserve"> PAGEREF _Toc231897729 \h </w:instrText>
+            </w:r>
+            <w:r>
+              <w:rPr>
+                <w:noProof/>
+                <w:webHidden/>
+              </w:rPr>
+            </w:r>
+            <w:r>
+              <w:rPr>
+                <w:noProof/>
+                <w:webHidden/>
+              </w:rPr>
+              <w:fldChar w:fldCharType="separate"/>
+            </w:r>
+            <w:r>
+              <w:rPr>
+                <w:noProof/>
+                <w:webHidden/>
+              </w:rPr>
+              <w:t>34</w:t>
             </w:r>
             <w:r>
               <w:rPr>
@@ -5505,13 +5836,13 @@
               <w14:ligatures w14:val="standardContextual"/>
             </w:rPr>
           </w:pPr>
-          <w:hyperlink w:anchor="_Toc231897302" w:history="1">
+          <w:hyperlink w:anchor="_Toc231897730" w:history="1">
             <w:r>
               <w:rPr>
                 <w:rStyle w:val="Hyperlink"/>
                 <w:noProof/>
               </w:rPr>
-              <w:t>4.2.3. Thống kê bộ dữ liệu sau khi tải lên</w:t>
+              <w:t>4.5.1. Kiến trúc mạng neural</w:t>
             </w:r>
             <w:r>
               <w:rPr>
@@ -5532,7 +5863,7 @@
                 <w:noProof/>
                 <w:webHidden/>
               </w:rPr>
-              <w:instrText xml:space="preserve"> PAGEREF _Toc231897302 \h </w:instrText>
+              <w:instrText xml:space="preserve"> PAGEREF _Toc231897730 \h </w:instrText>
             </w:r>
             <w:r>
               <w:rPr>
@@ -5552,7 +5883,155 @@
                 <w:noProof/>
                 <w:webHidden/>
               </w:rPr>
-              <w:t>31</w:t>
+              <w:t>34</w:t>
+            </w:r>
+            <w:r>
+              <w:rPr>
+                <w:noProof/>
+                <w:webHidden/>
+              </w:rPr>
+              <w:fldChar w:fldCharType="end"/>
+            </w:r>
+          </w:hyperlink>
+        </w:p>
+        <w:p>
+          <w:pPr>
+            <w:pStyle w:val="TOC3"/>
+            <w:tabs>
+              <w:tab w:val="right" w:leader="dot" w:pos="9061"/>
+            </w:tabs>
+            <w:rPr>
+              <w:rFonts w:asciiTheme="minorHAnsi" w:eastAsiaTheme="minorEastAsia" w:hAnsiTheme="minorHAnsi" w:cstheme="minorBidi"/>
+              <w:noProof/>
+              <w:color w:val="auto"/>
+              <w:kern w:val="2"/>
+              <w:sz w:val="24"/>
+              <w:szCs w:val="24"/>
+              <w14:ligatures w14:val="standardContextual"/>
+            </w:rPr>
+          </w:pPr>
+          <w:hyperlink w:anchor="_Toc231897731" w:history="1">
+            <w:r>
+              <w:rPr>
+                <w:rStyle w:val="Hyperlink"/>
+                <w:noProof/>
+              </w:rPr>
+              <w:t>4.5.2. Kết quả huấn luyện</w:t>
+            </w:r>
+            <w:r>
+              <w:rPr>
+                <w:noProof/>
+                <w:webHidden/>
+              </w:rPr>
+              <w:tab/>
+            </w:r>
+            <w:r>
+              <w:rPr>
+                <w:noProof/>
+                <w:webHidden/>
+              </w:rPr>
+              <w:fldChar w:fldCharType="begin"/>
+            </w:r>
+            <w:r>
+              <w:rPr>
+                <w:noProof/>
+                <w:webHidden/>
+              </w:rPr>
+              <w:instrText xml:space="preserve"> PAGEREF _Toc231897731 \h </w:instrText>
+            </w:r>
+            <w:r>
+              <w:rPr>
+                <w:noProof/>
+                <w:webHidden/>
+              </w:rPr>
+            </w:r>
+            <w:r>
+              <w:rPr>
+                <w:noProof/>
+                <w:webHidden/>
+              </w:rPr>
+              <w:fldChar w:fldCharType="separate"/>
+            </w:r>
+            <w:r>
+              <w:rPr>
+                <w:noProof/>
+                <w:webHidden/>
+              </w:rPr>
+              <w:t>35</w:t>
+            </w:r>
+            <w:r>
+              <w:rPr>
+                <w:noProof/>
+                <w:webHidden/>
+              </w:rPr>
+              <w:fldChar w:fldCharType="end"/>
+            </w:r>
+          </w:hyperlink>
+        </w:p>
+        <w:p>
+          <w:pPr>
+            <w:pStyle w:val="TOC3"/>
+            <w:tabs>
+              <w:tab w:val="right" w:leader="dot" w:pos="9061"/>
+            </w:tabs>
+            <w:rPr>
+              <w:rFonts w:asciiTheme="minorHAnsi" w:eastAsiaTheme="minorEastAsia" w:hAnsiTheme="minorHAnsi" w:cstheme="minorBidi"/>
+              <w:noProof/>
+              <w:color w:val="auto"/>
+              <w:kern w:val="2"/>
+              <w:sz w:val="24"/>
+              <w:szCs w:val="24"/>
+              <w14:ligatures w14:val="standardContextual"/>
+            </w:rPr>
+          </w:pPr>
+          <w:hyperlink w:anchor="_Toc231897732" w:history="1">
+            <w:r>
+              <w:rPr>
+                <w:rStyle w:val="Hyperlink"/>
+                <w:noProof/>
+              </w:rPr>
+              <w:t>4.5.3. Hiệu năng trên thiết bị - Phân biệt 2 chế độ triển khai</w:t>
+            </w:r>
+            <w:r>
+              <w:rPr>
+                <w:noProof/>
+                <w:webHidden/>
+              </w:rPr>
+              <w:tab/>
+            </w:r>
+            <w:r>
+              <w:rPr>
+                <w:noProof/>
+                <w:webHidden/>
+              </w:rPr>
+              <w:fldChar w:fldCharType="begin"/>
+            </w:r>
+            <w:r>
+              <w:rPr>
+                <w:noProof/>
+                <w:webHidden/>
+              </w:rPr>
+              <w:instrText xml:space="preserve"> PAGEREF _Toc231897732 \h </w:instrText>
+            </w:r>
+            <w:r>
+              <w:rPr>
+                <w:noProof/>
+                <w:webHidden/>
+              </w:rPr>
+            </w:r>
+            <w:r>
+              <w:rPr>
+                <w:noProof/>
+                <w:webHidden/>
+              </w:rPr>
+              <w:fldChar w:fldCharType="separate"/>
+            </w:r>
+            <w:r>
+              <w:rPr>
+                <w:noProof/>
+                <w:webHidden/>
+              </w:rPr>
+              <w:t>36</w:t>
             </w:r>
             <w:r>
               <w:rPr>
@@ -5579,13 +6058,13 @@
               <w14:ligatures w14:val="standardContextual"/>
             </w:rPr>
           </w:pPr>
-          <w:hyperlink w:anchor="_Toc231897303" w:history="1">
+          <w:hyperlink w:anchor="_Toc231897733" w:history="1">
             <w:r>
               <w:rPr>
                 <w:rStyle w:val="Hyperlink"/>
                 <w:noProof/>
               </w:rPr>
-              <w:t>4.3. Thiết kế Impulse</w:t>
+              <w:t>4.6. Khối Anomaly Detection (K-Means)</w:t>
             </w:r>
             <w:r>
               <w:rPr>
@@ -5606,7 +6085,7 @@
                 <w:noProof/>
                 <w:webHidden/>
               </w:rPr>
-              <w:instrText xml:space="preserve"> PAGEREF _Toc231897303 \h </w:instrText>
+              <w:instrText xml:space="preserve"> PAGEREF _Toc231897733 \h </w:instrText>
             </w:r>
             <w:r>
               <w:rPr>
@@ -5626,7 +6105,7 @@
                 <w:noProof/>
                 <w:webHidden/>
               </w:rPr>
-              <w:t>32</w:t>
+              <w:t>37</w:t>
             </w:r>
             <w:r>
               <w:rPr>
@@ -5653,13 +6132,13 @@
               <w14:ligatures w14:val="standardContextual"/>
             </w:rPr>
           </w:pPr>
-          <w:hyperlink w:anchor="_Toc231897304" w:history="1">
+          <w:hyperlink w:anchor="_Toc231897734" w:history="1">
             <w:r>
               <w:rPr>
                 <w:rStyle w:val="Hyperlink"/>
                 <w:noProof/>
               </w:rPr>
-              <w:t>4.4. Khối xử lý đặc trưng: Spectral Analysis</w:t>
+              <w:t>4.7. Đánh giá tổng thể mô hình</w:t>
             </w:r>
             <w:r>
               <w:rPr>
@@ -5680,7 +6159,7 @@
                 <w:noProof/>
                 <w:webHidden/>
               </w:rPr>
-              <w:instrText xml:space="preserve"> PAGEREF _Toc231897304 \h </w:instrText>
+              <w:instrText xml:space="preserve"> PAGEREF _Toc231897734 \h </w:instrText>
             </w:r>
             <w:r>
               <w:rPr>
@@ -5700,7 +6179,7 @@
                 <w:noProof/>
                 <w:webHidden/>
               </w:rPr>
-              <w:t>33</w:t>
+              <w:t>37</w:t>
             </w:r>
             <w:r>
               <w:rPr>
@@ -5727,13 +6206,13 @@
               <w14:ligatures w14:val="standardContextual"/>
             </w:rPr>
           </w:pPr>
-          <w:hyperlink w:anchor="_Toc231897305" w:history="1">
+          <w:hyperlink w:anchor="_Toc231897735" w:history="1">
             <w:r>
               <w:rPr>
                 <w:rStyle w:val="Hyperlink"/>
                 <w:noProof/>
               </w:rPr>
-              <w:t>4.4.1. Tham số cài đặt</w:t>
+              <w:t>4.7.1. Kết quả phân loại (Float32 - WebAssembly / Phone)</w:t>
             </w:r>
             <w:r>
               <w:rPr>
@@ -5754,7 +6233,7 @@
                 <w:noProof/>
                 <w:webHidden/>
               </w:rPr>
-              <w:instrText xml:space="preserve"> PAGEREF _Toc231897305 \h </w:instrText>
+              <w:instrText xml:space="preserve"> PAGEREF _Toc231897735 \h </w:instrText>
             </w:r>
             <w:r>
               <w:rPr>
@@ -5774,7 +6253,7 @@
                 <w:noProof/>
                 <w:webHidden/>
               </w:rPr>
-              <w:t>33</w:t>
+              <w:t>38</w:t>
             </w:r>
             <w:r>
               <w:rPr>
@@ -5801,13 +6280,13 @@
               <w14:ligatures w14:val="standardContextual"/>
             </w:rPr>
           </w:pPr>
-          <w:hyperlink w:anchor="_Toc231897306" w:history="1">
+          <w:hyperlink w:anchor="_Toc231897736" w:history="1">
             <w:r>
               <w:rPr>
                 <w:rStyle w:val="Hyperlink"/>
                 <w:noProof/>
               </w:rPr>
-              <w:t>4.4.2. Kết quả trích xuất đặc trưng</w:t>
+              <w:t>4.7.2. Tham khảo: Hiệu năng nếu triển khai lên MCU (Int8 Quantized)</w:t>
             </w:r>
             <w:r>
               <w:rPr>
@@ -5828,7 +6307,7 @@
                 <w:noProof/>
                 <w:webHidden/>
               </w:rPr>
-              <w:instrText xml:space="preserve"> PAGEREF _Toc231897306 \h </w:instrText>
+              <w:instrText xml:space="preserve"> PAGEREF _Toc231897736 \h </w:instrText>
             </w:r>
             <w:r>
               <w:rPr>
@@ -5848,7 +6327,229 @@
                 <w:noProof/>
                 <w:webHidden/>
               </w:rPr>
-              <w:t>34</w:t>
+              <w:t>38</w:t>
+            </w:r>
+            <w:r>
+              <w:rPr>
+                <w:noProof/>
+                <w:webHidden/>
+              </w:rPr>
+              <w:fldChar w:fldCharType="end"/>
+            </w:r>
+          </w:hyperlink>
+        </w:p>
+        <w:p>
+          <w:pPr>
+            <w:pStyle w:val="TOC3"/>
+            <w:tabs>
+              <w:tab w:val="right" w:leader="dot" w:pos="9061"/>
+            </w:tabs>
+            <w:rPr>
+              <w:rFonts w:asciiTheme="minorHAnsi" w:eastAsiaTheme="minorEastAsia" w:hAnsiTheme="minorHAnsi" w:cstheme="minorBidi"/>
+              <w:noProof/>
+              <w:color w:val="auto"/>
+              <w:kern w:val="2"/>
+              <w:sz w:val="24"/>
+              <w:szCs w:val="24"/>
+              <w14:ligatures w14:val="standardContextual"/>
+            </w:rPr>
+          </w:pPr>
+          <w:hyperlink w:anchor="_Toc231897737" w:history="1">
+            <w:r>
+              <w:rPr>
+                <w:rStyle w:val="Hyperlink"/>
+                <w:noProof/>
+              </w:rPr>
+              <w:t>4.7.3. Tổng hợp cấu hình và hiệu năng</w:t>
+            </w:r>
+            <w:r>
+              <w:rPr>
+                <w:noProof/>
+                <w:webHidden/>
+              </w:rPr>
+              <w:tab/>
+            </w:r>
+            <w:r>
+              <w:rPr>
+                <w:noProof/>
+                <w:webHidden/>
+              </w:rPr>
+              <w:fldChar w:fldCharType="begin"/>
+            </w:r>
+            <w:r>
+              <w:rPr>
+                <w:noProof/>
+                <w:webHidden/>
+              </w:rPr>
+              <w:instrText xml:space="preserve"> PAGEREF _Toc231897737 \h </w:instrText>
+            </w:r>
+            <w:r>
+              <w:rPr>
+                <w:noProof/>
+                <w:webHidden/>
+              </w:rPr>
+            </w:r>
+            <w:r>
+              <w:rPr>
+                <w:noProof/>
+                <w:webHidden/>
+              </w:rPr>
+              <w:fldChar w:fldCharType="separate"/>
+            </w:r>
+            <w:r>
+              <w:rPr>
+                <w:noProof/>
+                <w:webHidden/>
+              </w:rPr>
+              <w:t>39</w:t>
+            </w:r>
+            <w:r>
+              <w:rPr>
+                <w:noProof/>
+                <w:webHidden/>
+              </w:rPr>
+              <w:fldChar w:fldCharType="end"/>
+            </w:r>
+          </w:hyperlink>
+        </w:p>
+        <w:p>
+          <w:pPr>
+            <w:pStyle w:val="TOC3"/>
+            <w:tabs>
+              <w:tab w:val="right" w:leader="dot" w:pos="9061"/>
+            </w:tabs>
+            <w:rPr>
+              <w:rFonts w:asciiTheme="minorHAnsi" w:eastAsiaTheme="minorEastAsia" w:hAnsiTheme="minorHAnsi" w:cstheme="minorBidi"/>
+              <w:noProof/>
+              <w:color w:val="auto"/>
+              <w:kern w:val="2"/>
+              <w:sz w:val="24"/>
+              <w:szCs w:val="24"/>
+              <w14:ligatures w14:val="standardContextual"/>
+            </w:rPr>
+          </w:pPr>
+          <w:hyperlink w:anchor="_Toc231897738" w:history="1">
+            <w:r>
+              <w:rPr>
+                <w:rStyle w:val="Hyperlink"/>
+                <w:noProof/>
+              </w:rPr>
+              <w:t>4.7.4. Nhận xét chương</w:t>
+            </w:r>
+            <w:r>
+              <w:rPr>
+                <w:noProof/>
+                <w:webHidden/>
+              </w:rPr>
+              <w:tab/>
+            </w:r>
+            <w:r>
+              <w:rPr>
+                <w:noProof/>
+                <w:webHidden/>
+              </w:rPr>
+              <w:fldChar w:fldCharType="begin"/>
+            </w:r>
+            <w:r>
+              <w:rPr>
+                <w:noProof/>
+                <w:webHidden/>
+              </w:rPr>
+              <w:instrText xml:space="preserve"> PAGEREF _Toc231897738 \h </w:instrText>
+            </w:r>
+            <w:r>
+              <w:rPr>
+                <w:noProof/>
+                <w:webHidden/>
+              </w:rPr>
+            </w:r>
+            <w:r>
+              <w:rPr>
+                <w:noProof/>
+                <w:webHidden/>
+              </w:rPr>
+              <w:fldChar w:fldCharType="separate"/>
+            </w:r>
+            <w:r>
+              <w:rPr>
+                <w:noProof/>
+                <w:webHidden/>
+              </w:rPr>
+              <w:t>39</w:t>
+            </w:r>
+            <w:r>
+              <w:rPr>
+                <w:noProof/>
+                <w:webHidden/>
+              </w:rPr>
+              <w:fldChar w:fldCharType="end"/>
+            </w:r>
+          </w:hyperlink>
+        </w:p>
+        <w:p>
+          <w:pPr>
+            <w:pStyle w:val="TOC1"/>
+            <w:tabs>
+              <w:tab w:val="right" w:leader="dot" w:pos="9061"/>
+            </w:tabs>
+            <w:rPr>
+              <w:rFonts w:asciiTheme="minorHAnsi" w:eastAsiaTheme="minorEastAsia" w:hAnsiTheme="minorHAnsi" w:cstheme="minorBidi"/>
+              <w:noProof/>
+              <w:color w:val="auto"/>
+              <w:kern w:val="2"/>
+              <w:sz w:val="24"/>
+              <w:szCs w:val="24"/>
+              <w14:ligatures w14:val="standardContextual"/>
+            </w:rPr>
+          </w:pPr>
+          <w:hyperlink w:anchor="_Toc231897739" w:history="1">
+            <w:r>
+              <w:rPr>
+                <w:rStyle w:val="Hyperlink"/>
+                <w:noProof/>
+              </w:rPr>
+              <w:t>CHƯƠNG 5. KẾT QUẢ VÀ ĐÁNH GIÁ</w:t>
+            </w:r>
+            <w:r>
+              <w:rPr>
+                <w:noProof/>
+                <w:webHidden/>
+              </w:rPr>
+              <w:tab/>
+            </w:r>
+            <w:r>
+              <w:rPr>
+                <w:noProof/>
+                <w:webHidden/>
+              </w:rPr>
+              <w:fldChar w:fldCharType="begin"/>
+            </w:r>
+            <w:r>
+              <w:rPr>
+                <w:noProof/>
+                <w:webHidden/>
+              </w:rPr>
+              <w:instrText xml:space="preserve"> PAGEREF _Toc231897739 \h </w:instrText>
+            </w:r>
+            <w:r>
+              <w:rPr>
+                <w:noProof/>
+                <w:webHidden/>
+              </w:rPr>
+            </w:r>
+            <w:r>
+              <w:rPr>
+                <w:noProof/>
+                <w:webHidden/>
+              </w:rPr>
+              <w:fldChar w:fldCharType="separate"/>
+            </w:r>
+            <w:r>
+              <w:rPr>
+                <w:noProof/>
+                <w:webHidden/>
+              </w:rPr>
+              <w:t>41</w:t>
             </w:r>
             <w:r>
               <w:rPr>
@@ -5875,13 +6576,13 @@
               <w14:ligatures w14:val="standardContextual"/>
             </w:rPr>
           </w:pPr>
-          <w:hyperlink w:anchor="_Toc231897307" w:history="1">
+          <w:hyperlink w:anchor="_Toc231897740" w:history="1">
             <w:r>
               <w:rPr>
                 <w:rStyle w:val="Hyperlink"/>
                 <w:noProof/>
               </w:rPr>
-              <w:t>4.5. Huấn luyện mô hình phân loại (Keras)</w:t>
+              <w:t>5.1. Kết quả huấn luyện mô hình trên Edge Impulse</w:t>
             </w:r>
             <w:r>
               <w:rPr>
@@ -5902,7 +6603,7 @@
                 <w:noProof/>
                 <w:webHidden/>
               </w:rPr>
-              <w:instrText xml:space="preserve"> PAGEREF _Toc231897307 \h </w:instrText>
+              <w:instrText xml:space="preserve"> PAGEREF _Toc231897740 \h </w:instrText>
             </w:r>
             <w:r>
               <w:rPr>
@@ -5922,7 +6623,7 @@
                 <w:noProof/>
                 <w:webHidden/>
               </w:rPr>
-              <w:t>34</w:t>
+              <w:t>41</w:t>
             </w:r>
             <w:r>
               <w:rPr>
@@ -5949,13 +6650,13 @@
               <w14:ligatures w14:val="standardContextual"/>
             </w:rPr>
           </w:pPr>
-          <w:hyperlink w:anchor="_Toc231897308" w:history="1">
+          <w:hyperlink w:anchor="_Toc231897741" w:history="1">
             <w:r>
               <w:rPr>
                 <w:rStyle w:val="Hyperlink"/>
                 <w:noProof/>
               </w:rPr>
-              <w:t>4.5.1. Kiến trúc mạng neural</w:t>
+              <w:t>5.1.1. Thông số mô hình thực tế</w:t>
             </w:r>
             <w:r>
               <w:rPr>
@@ -5976,7 +6677,7 @@
                 <w:noProof/>
                 <w:webHidden/>
               </w:rPr>
-              <w:instrText xml:space="preserve"> PAGEREF _Toc231897308 \h </w:instrText>
+              <w:instrText xml:space="preserve"> PAGEREF _Toc231897741 \h </w:instrText>
             </w:r>
             <w:r>
               <w:rPr>
@@ -5996,7 +6697,7 @@
                 <w:noProof/>
                 <w:webHidden/>
               </w:rPr>
-              <w:t>34</w:t>
+              <w:t>41</w:t>
             </w:r>
             <w:r>
               <w:rPr>
@@ -6023,13 +6724,13 @@
               <w14:ligatures w14:val="standardContextual"/>
             </w:rPr>
           </w:pPr>
-          <w:hyperlink w:anchor="_Toc231897309" w:history="1">
+          <w:hyperlink w:anchor="_Toc231897742" w:history="1">
             <w:r>
               <w:rPr>
                 <w:rStyle w:val="Hyperlink"/>
                 <w:noProof/>
               </w:rPr>
-              <w:t>4.5.2. Kết quả huấn luyện</w:t>
+              <w:t>5.1.2. Kết quả training</w:t>
             </w:r>
             <w:r>
               <w:rPr>
@@ -6050,7 +6751,7 @@
                 <w:noProof/>
                 <w:webHidden/>
               </w:rPr>
-              <w:instrText xml:space="preserve"> PAGEREF _Toc231897309 \h </w:instrText>
+              <w:instrText xml:space="preserve"> PAGEREF _Toc231897742 \h </w:instrText>
             </w:r>
             <w:r>
               <w:rPr>
@@ -6070,7 +6771,81 @@
                 <w:noProof/>
                 <w:webHidden/>
               </w:rPr>
-              <w:t>35</w:t>
+              <w:t>41</w:t>
+            </w:r>
+            <w:r>
+              <w:rPr>
+                <w:noProof/>
+                <w:webHidden/>
+              </w:rPr>
+              <w:fldChar w:fldCharType="end"/>
+            </w:r>
+          </w:hyperlink>
+        </w:p>
+        <w:p>
+          <w:pPr>
+            <w:pStyle w:val="TOC2"/>
+            <w:tabs>
+              <w:tab w:val="right" w:leader="dot" w:pos="9061"/>
+            </w:tabs>
+            <w:rPr>
+              <w:rFonts w:asciiTheme="minorHAnsi" w:eastAsiaTheme="minorEastAsia" w:hAnsiTheme="minorHAnsi" w:cstheme="minorBidi"/>
+              <w:noProof/>
+              <w:color w:val="auto"/>
+              <w:kern w:val="2"/>
+              <w:sz w:val="24"/>
+              <w:szCs w:val="24"/>
+              <w14:ligatures w14:val="standardContextual"/>
+            </w:rPr>
+          </w:pPr>
+          <w:hyperlink w:anchor="_Toc231897743" w:history="1">
+            <w:r>
+              <w:rPr>
+                <w:rStyle w:val="Hyperlink"/>
+                <w:noProof/>
+              </w:rPr>
+              <w:t>5.2. Kết quả kiểm thử trên điện thoại</w:t>
+            </w:r>
+            <w:r>
+              <w:rPr>
+                <w:noProof/>
+                <w:webHidden/>
+              </w:rPr>
+              <w:tab/>
+            </w:r>
+            <w:r>
+              <w:rPr>
+                <w:noProof/>
+                <w:webHidden/>
+              </w:rPr>
+              <w:fldChar w:fldCharType="begin"/>
+            </w:r>
+            <w:r>
+              <w:rPr>
+                <w:noProof/>
+                <w:webHidden/>
+              </w:rPr>
+              <w:instrText xml:space="preserve"> PAGEREF _Toc231897743 \h </w:instrText>
+            </w:r>
+            <w:r>
+              <w:rPr>
+                <w:noProof/>
+                <w:webHidden/>
+              </w:rPr>
+            </w:r>
+            <w:r>
+              <w:rPr>
+                <w:noProof/>
+                <w:webHidden/>
+              </w:rPr>
+              <w:fldChar w:fldCharType="separate"/>
+            </w:r>
+            <w:r>
+              <w:rPr>
+                <w:noProof/>
+                <w:webHidden/>
+              </w:rPr>
+              <w:t>42</w:t>
             </w:r>
             <w:r>
               <w:rPr>
@@ -6097,13 +6872,13 @@
               <w14:ligatures w14:val="standardContextual"/>
             </w:rPr>
           </w:pPr>
-          <w:hyperlink w:anchor="_Toc231897310" w:history="1">
+          <w:hyperlink w:anchor="_Toc231897744" w:history="1">
             <w:r>
               <w:rPr>
                 <w:rStyle w:val="Hyperlink"/>
                 <w:noProof/>
               </w:rPr>
-              <w:t>4.5.3. Hiệu năng trên thiết bị - Phân biệt 2 chế độ triển khai</w:t>
+              <w:t>5.2.1. Môi trường kiểm thử</w:t>
             </w:r>
             <w:r>
               <w:rPr>
@@ -6124,7 +6899,7 @@
                 <w:noProof/>
                 <w:webHidden/>
               </w:rPr>
-              <w:instrText xml:space="preserve"> PAGEREF _Toc231897310 \h </w:instrText>
+              <w:instrText xml:space="preserve"> PAGEREF _Toc231897744 \h </w:instrText>
             </w:r>
             <w:r>
               <w:rPr>
@@ -6144,7 +6919,155 @@
                 <w:noProof/>
                 <w:webHidden/>
               </w:rPr>
-              <w:t>36</w:t>
+              <w:t>42</w:t>
+            </w:r>
+            <w:r>
+              <w:rPr>
+                <w:noProof/>
+                <w:webHidden/>
+              </w:rPr>
+              <w:fldChar w:fldCharType="end"/>
+            </w:r>
+          </w:hyperlink>
+        </w:p>
+        <w:p>
+          <w:pPr>
+            <w:pStyle w:val="TOC3"/>
+            <w:tabs>
+              <w:tab w:val="right" w:leader="dot" w:pos="9061"/>
+            </w:tabs>
+            <w:rPr>
+              <w:rFonts w:asciiTheme="minorHAnsi" w:eastAsiaTheme="minorEastAsia" w:hAnsiTheme="minorHAnsi" w:cstheme="minorBidi"/>
+              <w:noProof/>
+              <w:color w:val="auto"/>
+              <w:kern w:val="2"/>
+              <w:sz w:val="24"/>
+              <w:szCs w:val="24"/>
+              <w14:ligatures w14:val="standardContextual"/>
+            </w:rPr>
+          </w:pPr>
+          <w:hyperlink w:anchor="_Toc231897745" w:history="1">
+            <w:r>
+              <w:rPr>
+                <w:rStyle w:val="Hyperlink"/>
+                <w:noProof/>
+              </w:rPr>
+              <w:t>5.2.2. Kết quả test cases</w:t>
+            </w:r>
+            <w:r>
+              <w:rPr>
+                <w:noProof/>
+                <w:webHidden/>
+              </w:rPr>
+              <w:tab/>
+            </w:r>
+            <w:r>
+              <w:rPr>
+                <w:noProof/>
+                <w:webHidden/>
+              </w:rPr>
+              <w:fldChar w:fldCharType="begin"/>
+            </w:r>
+            <w:r>
+              <w:rPr>
+                <w:noProof/>
+                <w:webHidden/>
+              </w:rPr>
+              <w:instrText xml:space="preserve"> PAGEREF _Toc231897745 \h </w:instrText>
+            </w:r>
+            <w:r>
+              <w:rPr>
+                <w:noProof/>
+                <w:webHidden/>
+              </w:rPr>
+            </w:r>
+            <w:r>
+              <w:rPr>
+                <w:noProof/>
+                <w:webHidden/>
+              </w:rPr>
+              <w:fldChar w:fldCharType="separate"/>
+            </w:r>
+            <w:r>
+              <w:rPr>
+                <w:noProof/>
+                <w:webHidden/>
+              </w:rPr>
+              <w:t>42</w:t>
+            </w:r>
+            <w:r>
+              <w:rPr>
+                <w:noProof/>
+                <w:webHidden/>
+              </w:rPr>
+              <w:fldChar w:fldCharType="end"/>
+            </w:r>
+          </w:hyperlink>
+        </w:p>
+        <w:p>
+          <w:pPr>
+            <w:pStyle w:val="TOC3"/>
+            <w:tabs>
+              <w:tab w:val="right" w:leader="dot" w:pos="9061"/>
+            </w:tabs>
+            <w:rPr>
+              <w:rFonts w:asciiTheme="minorHAnsi" w:eastAsiaTheme="minorEastAsia" w:hAnsiTheme="minorHAnsi" w:cstheme="minorBidi"/>
+              <w:noProof/>
+              <w:color w:val="auto"/>
+              <w:kern w:val="2"/>
+              <w:sz w:val="24"/>
+              <w:szCs w:val="24"/>
+              <w14:ligatures w14:val="standardContextual"/>
+            </w:rPr>
+          </w:pPr>
+          <w:hyperlink w:anchor="_Toc231897746" w:history="1">
+            <w:r>
+              <w:rPr>
+                <w:rStyle w:val="Hyperlink"/>
+                <w:noProof/>
+              </w:rPr>
+              <w:t>5.2.3. Hiệu năng trên điện thoại</w:t>
+            </w:r>
+            <w:r>
+              <w:rPr>
+                <w:noProof/>
+                <w:webHidden/>
+              </w:rPr>
+              <w:tab/>
+            </w:r>
+            <w:r>
+              <w:rPr>
+                <w:noProof/>
+                <w:webHidden/>
+              </w:rPr>
+              <w:fldChar w:fldCharType="begin"/>
+            </w:r>
+            <w:r>
+              <w:rPr>
+                <w:noProof/>
+                <w:webHidden/>
+              </w:rPr>
+              <w:instrText xml:space="preserve"> PAGEREF _Toc231897746 \h </w:instrText>
+            </w:r>
+            <w:r>
+              <w:rPr>
+                <w:noProof/>
+                <w:webHidden/>
+              </w:rPr>
+            </w:r>
+            <w:r>
+              <w:rPr>
+                <w:noProof/>
+                <w:webHidden/>
+              </w:rPr>
+              <w:fldChar w:fldCharType="separate"/>
+            </w:r>
+            <w:r>
+              <w:rPr>
+                <w:noProof/>
+                <w:webHidden/>
+              </w:rPr>
+              <w:t>43</w:t>
             </w:r>
             <w:r>
               <w:rPr>
@@ -6171,13 +7094,13 @@
               <w14:ligatures w14:val="standardContextual"/>
             </w:rPr>
           </w:pPr>
-          <w:hyperlink w:anchor="_Toc231897311" w:history="1">
+          <w:hyperlink w:anchor="_Toc231897747" w:history="1">
             <w:r>
               <w:rPr>
                 <w:rStyle w:val="Hyperlink"/>
                 <w:noProof/>
               </w:rPr>
-              <w:t>4.6. Khối Anomaly Detection (K-Means)</w:t>
+              <w:t>5.3. Đánh giá tổng thể</w:t>
             </w:r>
             <w:r>
               <w:rPr>
@@ -6198,7 +7121,7 @@
                 <w:noProof/>
                 <w:webHidden/>
               </w:rPr>
-              <w:instrText xml:space="preserve"> PAGEREF _Toc231897311 \h </w:instrText>
+              <w:instrText xml:space="preserve"> PAGEREF _Toc231897747 \h </w:instrText>
             </w:r>
             <w:r>
               <w:rPr>
@@ -6218,7 +7141,155 @@
                 <w:noProof/>
                 <w:webHidden/>
               </w:rPr>
-              <w:t>37</w:t>
+              <w:t>43</w:t>
+            </w:r>
+            <w:r>
+              <w:rPr>
+                <w:noProof/>
+                <w:webHidden/>
+              </w:rPr>
+              <w:fldChar w:fldCharType="end"/>
+            </w:r>
+          </w:hyperlink>
+        </w:p>
+        <w:p>
+          <w:pPr>
+            <w:pStyle w:val="TOC3"/>
+            <w:tabs>
+              <w:tab w:val="right" w:leader="dot" w:pos="9061"/>
+            </w:tabs>
+            <w:rPr>
+              <w:rFonts w:asciiTheme="minorHAnsi" w:eastAsiaTheme="minorEastAsia" w:hAnsiTheme="minorHAnsi" w:cstheme="minorBidi"/>
+              <w:noProof/>
+              <w:color w:val="auto"/>
+              <w:kern w:val="2"/>
+              <w:sz w:val="24"/>
+              <w:szCs w:val="24"/>
+              <w14:ligatures w14:val="standardContextual"/>
+            </w:rPr>
+          </w:pPr>
+          <w:hyperlink w:anchor="_Toc231897748" w:history="1">
+            <w:r>
+              <w:rPr>
+                <w:rStyle w:val="Hyperlink"/>
+                <w:noProof/>
+              </w:rPr>
+              <w:t>5.3.1. So sánh kết quả với mục tiêu ban đầu</w:t>
+            </w:r>
+            <w:r>
+              <w:rPr>
+                <w:noProof/>
+                <w:webHidden/>
+              </w:rPr>
+              <w:tab/>
+            </w:r>
+            <w:r>
+              <w:rPr>
+                <w:noProof/>
+                <w:webHidden/>
+              </w:rPr>
+              <w:fldChar w:fldCharType="begin"/>
+            </w:r>
+            <w:r>
+              <w:rPr>
+                <w:noProof/>
+                <w:webHidden/>
+              </w:rPr>
+              <w:instrText xml:space="preserve"> PAGEREF _Toc231897748 \h </w:instrText>
+            </w:r>
+            <w:r>
+              <w:rPr>
+                <w:noProof/>
+                <w:webHidden/>
+              </w:rPr>
+            </w:r>
+            <w:r>
+              <w:rPr>
+                <w:noProof/>
+                <w:webHidden/>
+              </w:rPr>
+              <w:fldChar w:fldCharType="separate"/>
+            </w:r>
+            <w:r>
+              <w:rPr>
+                <w:noProof/>
+                <w:webHidden/>
+              </w:rPr>
+              <w:t>43</w:t>
+            </w:r>
+            <w:r>
+              <w:rPr>
+                <w:noProof/>
+                <w:webHidden/>
+              </w:rPr>
+              <w:fldChar w:fldCharType="end"/>
+            </w:r>
+          </w:hyperlink>
+        </w:p>
+        <w:p>
+          <w:pPr>
+            <w:pStyle w:val="TOC3"/>
+            <w:tabs>
+              <w:tab w:val="right" w:leader="dot" w:pos="9061"/>
+            </w:tabs>
+            <w:rPr>
+              <w:rFonts w:asciiTheme="minorHAnsi" w:eastAsiaTheme="minorEastAsia" w:hAnsiTheme="minorHAnsi" w:cstheme="minorBidi"/>
+              <w:noProof/>
+              <w:color w:val="auto"/>
+              <w:kern w:val="2"/>
+              <w:sz w:val="24"/>
+              <w:szCs w:val="24"/>
+              <w14:ligatures w14:val="standardContextual"/>
+            </w:rPr>
+          </w:pPr>
+          <w:hyperlink w:anchor="_Toc231897749" w:history="1">
+            <w:r>
+              <w:rPr>
+                <w:rStyle w:val="Hyperlink"/>
+                <w:noProof/>
+              </w:rPr>
+              <w:t>5.3.2. Hạn chế và hướng phát triển</w:t>
+            </w:r>
+            <w:r>
+              <w:rPr>
+                <w:noProof/>
+                <w:webHidden/>
+              </w:rPr>
+              <w:tab/>
+            </w:r>
+            <w:r>
+              <w:rPr>
+                <w:noProof/>
+                <w:webHidden/>
+              </w:rPr>
+              <w:fldChar w:fldCharType="begin"/>
+            </w:r>
+            <w:r>
+              <w:rPr>
+                <w:noProof/>
+                <w:webHidden/>
+              </w:rPr>
+              <w:instrText xml:space="preserve"> PAGEREF _Toc231897749 \h </w:instrText>
+            </w:r>
+            <w:r>
+              <w:rPr>
+                <w:noProof/>
+                <w:webHidden/>
+              </w:rPr>
+            </w:r>
+            <w:r>
+              <w:rPr>
+                <w:noProof/>
+                <w:webHidden/>
+              </w:rPr>
+              <w:fldChar w:fldCharType="separate"/>
+            </w:r>
+            <w:r>
+              <w:rPr>
+                <w:noProof/>
+                <w:webHidden/>
+              </w:rPr>
+              <w:t>43</w:t>
             </w:r>
             <w:r>
               <w:rPr>
@@ -6245,13 +7316,13 @@
               <w14:ligatures w14:val="standardContextual"/>
             </w:rPr>
           </w:pPr>
-          <w:hyperlink w:anchor="_Toc231897312" w:history="1">
+          <w:hyperlink w:anchor="_Toc231897750" w:history="1">
             <w:r>
               <w:rPr>
                 <w:rStyle w:val="Hyperlink"/>
                 <w:noProof/>
               </w:rPr>
-              <w:t>4.7. Đánh giá tổng thể mô hình</w:t>
+              <w:t>5.4. Nhận xét chương</w:t>
             </w:r>
             <w:r>
               <w:rPr>
@@ -6272,7 +7343,7 @@
                 <w:noProof/>
                 <w:webHidden/>
               </w:rPr>
-              <w:instrText xml:space="preserve"> PAGEREF _Toc231897312 \h </w:instrText>
+              <w:instrText xml:space="preserve"> PAGEREF _Toc231897750 \h </w:instrText>
             </w:r>
             <w:r>
               <w:rPr>
@@ -6292,303 +7363,7 @@
                 <w:noProof/>
                 <w:webHidden/>
               </w:rPr>
-              <w:t>37</w:t>
-            </w:r>
-            <w:r>
-              <w:rPr>
-                <w:noProof/>
-                <w:webHidden/>
-              </w:rPr>
-              <w:fldChar w:fldCharType="end"/>
-            </w:r>
-          </w:hyperlink>
-        </w:p>
-        <w:p>
-          <w:pPr>
-            <w:pStyle w:val="TOC3"/>
-            <w:tabs>
-              <w:tab w:val="right" w:leader="dot" w:pos="9061"/>
-            </w:tabs>
-            <w:rPr>
-              <w:rFonts w:asciiTheme="minorHAnsi" w:eastAsiaTheme="minorEastAsia" w:hAnsiTheme="minorHAnsi" w:cstheme="minorBidi"/>
-              <w:noProof/>
-              <w:color w:val="auto"/>
-              <w:kern w:val="2"/>
-              <w:sz w:val="24"/>
-              <w:szCs w:val="24"/>
-              <w14:ligatures w14:val="standardContextual"/>
-            </w:rPr>
-          </w:pPr>
-          <w:hyperlink w:anchor="_Toc231897313" w:history="1">
-            <w:r>
-              <w:rPr>
-                <w:rStyle w:val="Hyperlink"/>
-                <w:noProof/>
-              </w:rPr>
-              <w:t>4.7.1. Kết quả phân loại (Float32 - WebAssembly / Phone)</w:t>
-            </w:r>
-            <w:r>
-              <w:rPr>
-                <w:noProof/>
-                <w:webHidden/>
-              </w:rPr>
-              <w:tab/>
-            </w:r>
-            <w:r>
-              <w:rPr>
-                <w:noProof/>
-                <w:webHidden/>
-              </w:rPr>
-              <w:fldChar w:fldCharType="begin"/>
-            </w:r>
-            <w:r>
-              <w:rPr>
-                <w:noProof/>
-                <w:webHidden/>
-              </w:rPr>
-              <w:instrText xml:space="preserve"> PAGEREF _Toc231897313 \h </w:instrText>
-            </w:r>
-            <w:r>
-              <w:rPr>
-                <w:noProof/>
-                <w:webHidden/>
-              </w:rPr>
-            </w:r>
-            <w:r>
-              <w:rPr>
-                <w:noProof/>
-                <w:webHidden/>
-              </w:rPr>
-              <w:fldChar w:fldCharType="separate"/>
-            </w:r>
-            <w:r>
-              <w:rPr>
-                <w:noProof/>
-                <w:webHidden/>
-              </w:rPr>
-              <w:t>38</w:t>
-            </w:r>
-            <w:r>
-              <w:rPr>
-                <w:noProof/>
-                <w:webHidden/>
-              </w:rPr>
-              <w:fldChar w:fldCharType="end"/>
-            </w:r>
-          </w:hyperlink>
-        </w:p>
-        <w:p>
-          <w:pPr>
-            <w:pStyle w:val="TOC3"/>
-            <w:tabs>
-              <w:tab w:val="right" w:leader="dot" w:pos="9061"/>
-            </w:tabs>
-            <w:rPr>
-              <w:rFonts w:asciiTheme="minorHAnsi" w:eastAsiaTheme="minorEastAsia" w:hAnsiTheme="minorHAnsi" w:cstheme="minorBidi"/>
-              <w:noProof/>
-              <w:color w:val="auto"/>
-              <w:kern w:val="2"/>
-              <w:sz w:val="24"/>
-              <w:szCs w:val="24"/>
-              <w14:ligatures w14:val="standardContextual"/>
-            </w:rPr>
-          </w:pPr>
-          <w:hyperlink w:anchor="_Toc231897314" w:history="1">
-            <w:r>
-              <w:rPr>
-                <w:rStyle w:val="Hyperlink"/>
-                <w:noProof/>
-              </w:rPr>
-              <w:t>4.7.2. Tham khảo: Hiệu năng nếu triển khai lên MCU (Int8 Quantized)</w:t>
-            </w:r>
-            <w:r>
-              <w:rPr>
-                <w:noProof/>
-                <w:webHidden/>
-              </w:rPr>
-              <w:tab/>
-            </w:r>
-            <w:r>
-              <w:rPr>
-                <w:noProof/>
-                <w:webHidden/>
-              </w:rPr>
-              <w:fldChar w:fldCharType="begin"/>
-            </w:r>
-            <w:r>
-              <w:rPr>
-                <w:noProof/>
-                <w:webHidden/>
-              </w:rPr>
-              <w:instrText xml:space="preserve"> PAGEREF _Toc231897314 \h </w:instrText>
-            </w:r>
-            <w:r>
-              <w:rPr>
-                <w:noProof/>
-                <w:webHidden/>
-              </w:rPr>
-            </w:r>
-            <w:r>
-              <w:rPr>
-                <w:noProof/>
-                <w:webHidden/>
-              </w:rPr>
-              <w:fldChar w:fldCharType="separate"/>
-            </w:r>
-            <w:r>
-              <w:rPr>
-                <w:noProof/>
-                <w:webHidden/>
-              </w:rPr>
-              <w:t>38</w:t>
-            </w:r>
-            <w:r>
-              <w:rPr>
-                <w:noProof/>
-                <w:webHidden/>
-              </w:rPr>
-              <w:fldChar w:fldCharType="end"/>
-            </w:r>
-          </w:hyperlink>
-        </w:p>
-        <w:p>
-          <w:pPr>
-            <w:pStyle w:val="TOC3"/>
-            <w:tabs>
-              <w:tab w:val="right" w:leader="dot" w:pos="9061"/>
-            </w:tabs>
-            <w:rPr>
-              <w:rFonts w:asciiTheme="minorHAnsi" w:eastAsiaTheme="minorEastAsia" w:hAnsiTheme="minorHAnsi" w:cstheme="minorBidi"/>
-              <w:noProof/>
-              <w:color w:val="auto"/>
-              <w:kern w:val="2"/>
-              <w:sz w:val="24"/>
-              <w:szCs w:val="24"/>
-              <w14:ligatures w14:val="standardContextual"/>
-            </w:rPr>
-          </w:pPr>
-          <w:hyperlink w:anchor="_Toc231897315" w:history="1">
-            <w:r>
-              <w:rPr>
-                <w:rStyle w:val="Hyperlink"/>
-                <w:noProof/>
-              </w:rPr>
-              <w:t>4.7.3. Tổng hợp cấu hình và hiệu năng</w:t>
-            </w:r>
-            <w:r>
-              <w:rPr>
-                <w:noProof/>
-                <w:webHidden/>
-              </w:rPr>
-              <w:tab/>
-            </w:r>
-            <w:r>
-              <w:rPr>
-                <w:noProof/>
-                <w:webHidden/>
-              </w:rPr>
-              <w:fldChar w:fldCharType="begin"/>
-            </w:r>
-            <w:r>
-              <w:rPr>
-                <w:noProof/>
-                <w:webHidden/>
-              </w:rPr>
-              <w:instrText xml:space="preserve"> PAGEREF _Toc231897315 \h </w:instrText>
-            </w:r>
-            <w:r>
-              <w:rPr>
-                <w:noProof/>
-                <w:webHidden/>
-              </w:rPr>
-            </w:r>
-            <w:r>
-              <w:rPr>
-                <w:noProof/>
-                <w:webHidden/>
-              </w:rPr>
-              <w:fldChar w:fldCharType="separate"/>
-            </w:r>
-            <w:r>
-              <w:rPr>
-                <w:noProof/>
-                <w:webHidden/>
-              </w:rPr>
-              <w:t>39</w:t>
-            </w:r>
-            <w:r>
-              <w:rPr>
-                <w:noProof/>
-                <w:webHidden/>
-              </w:rPr>
-              <w:fldChar w:fldCharType="end"/>
-            </w:r>
-          </w:hyperlink>
-        </w:p>
-        <w:p>
-          <w:pPr>
-            <w:pStyle w:val="TOC3"/>
-            <w:tabs>
-              <w:tab w:val="right" w:leader="dot" w:pos="9061"/>
-            </w:tabs>
-            <w:rPr>
-              <w:rFonts w:asciiTheme="minorHAnsi" w:eastAsiaTheme="minorEastAsia" w:hAnsiTheme="minorHAnsi" w:cstheme="minorBidi"/>
-              <w:noProof/>
-              <w:color w:val="auto"/>
-              <w:kern w:val="2"/>
-              <w:sz w:val="24"/>
-              <w:szCs w:val="24"/>
-              <w14:ligatures w14:val="standardContextual"/>
-            </w:rPr>
-          </w:pPr>
-          <w:hyperlink w:anchor="_Toc231897316" w:history="1">
-            <w:r>
-              <w:rPr>
-                <w:rStyle w:val="Hyperlink"/>
-                <w:noProof/>
-              </w:rPr>
-              <w:t>4.7.4. Nhận xét chương</w:t>
-            </w:r>
-            <w:r>
-              <w:rPr>
-                <w:noProof/>
-                <w:webHidden/>
-              </w:rPr>
-              <w:tab/>
-            </w:r>
-            <w:r>
-              <w:rPr>
-                <w:noProof/>
-                <w:webHidden/>
-              </w:rPr>
-              <w:fldChar w:fldCharType="begin"/>
-            </w:r>
-            <w:r>
-              <w:rPr>
-                <w:noProof/>
-                <w:webHidden/>
-              </w:rPr>
-              <w:instrText xml:space="preserve"> PAGEREF _Toc231897316 \h </w:instrText>
-            </w:r>
-            <w:r>
-              <w:rPr>
-                <w:noProof/>
-                <w:webHidden/>
-              </w:rPr>
-            </w:r>
-            <w:r>
-              <w:rPr>
-                <w:noProof/>
-                <w:webHidden/>
-              </w:rPr>
-              <w:fldChar w:fldCharType="separate"/>
-            </w:r>
-            <w:r>
-              <w:rPr>
-                <w:noProof/>
-                <w:webHidden/>
-              </w:rPr>
-              <w:t>39</w:t>
+              <w:t>44</w:t>
             </w:r>
             <w:r>
               <w:rPr>
@@ -6615,13 +7390,13 @@
               <w14:ligatures w14:val="standardContextual"/>
             </w:rPr>
           </w:pPr>
-          <w:hyperlink w:anchor="_Toc231897317" w:history="1">
+          <w:hyperlink w:anchor="_Toc231897751" w:history="1">
             <w:r>
               <w:rPr>
                 <w:rStyle w:val="Hyperlink"/>
                 <w:noProof/>
               </w:rPr>
-              <w:t>CHƯƠNG 5. KẾT QUẢ VÀ ĐÁNH GIÁ</w:t>
+              <w:t>TÀI LIỆU THAM KHẢO</w:t>
             </w:r>
             <w:r>
               <w:rPr>
@@ -6642,7 +7417,7 @@
                 <w:noProof/>
                 <w:webHidden/>
               </w:rPr>
-              <w:instrText xml:space="preserve"> PAGEREF _Toc231897317 \h </w:instrText>
+              <w:instrText xml:space="preserve"> PAGEREF _Toc231897751 \h </w:instrText>
             </w:r>
             <w:r>
               <w:rPr>
@@ -6662,7 +7437,81 @@
                 <w:noProof/>
                 <w:webHidden/>
               </w:rPr>
-              <w:t>41</w:t>
+              <w:t>45</w:t>
+            </w:r>
+            <w:r>
+              <w:rPr>
+                <w:noProof/>
+                <w:webHidden/>
+              </w:rPr>
+              <w:fldChar w:fldCharType="end"/>
+            </w:r>
+          </w:hyperlink>
+        </w:p>
+        <w:p>
+          <w:pPr>
+            <w:pStyle w:val="TOC1"/>
+            <w:tabs>
+              <w:tab w:val="right" w:leader="dot" w:pos="9061"/>
+            </w:tabs>
+            <w:rPr>
+              <w:rFonts w:asciiTheme="minorHAnsi" w:eastAsiaTheme="minorEastAsia" w:hAnsiTheme="minorHAnsi" w:cstheme="minorBidi"/>
+              <w:noProof/>
+              <w:color w:val="auto"/>
+              <w:kern w:val="2"/>
+              <w:sz w:val="24"/>
+              <w:szCs w:val="24"/>
+              <w14:ligatures w14:val="standardContextual"/>
+            </w:rPr>
+          </w:pPr>
+          <w:hyperlink w:anchor="_Toc231897752" w:history="1">
+            <w:r>
+              <w:rPr>
+                <w:rStyle w:val="Hyperlink"/>
+                <w:noProof/>
+              </w:rPr>
+              <w:t>PHỤ LỤC</w:t>
+            </w:r>
+            <w:r>
+              <w:rPr>
+                <w:noProof/>
+                <w:webHidden/>
+              </w:rPr>
+              <w:tab/>
+            </w:r>
+            <w:r>
+              <w:rPr>
+                <w:noProof/>
+                <w:webHidden/>
+              </w:rPr>
+              <w:fldChar w:fldCharType="begin"/>
+            </w:r>
+            <w:r>
+              <w:rPr>
+                <w:noProof/>
+                <w:webHidden/>
+              </w:rPr>
+              <w:instrText xml:space="preserve"> PAGEREF _Toc231897752 \h </w:instrText>
+            </w:r>
+            <w:r>
+              <w:rPr>
+                <w:noProof/>
+                <w:webHidden/>
+              </w:rPr>
+            </w:r>
+            <w:r>
+              <w:rPr>
+                <w:noProof/>
+                <w:webHidden/>
+              </w:rPr>
+              <w:fldChar w:fldCharType="separate"/>
+            </w:r>
+            <w:r>
+              <w:rPr>
+                <w:noProof/>
+                <w:webHidden/>
+              </w:rPr>
+              <w:t>46</w:t>
             </w:r>
             <w:r>
               <w:rPr>
@@ -6689,13 +7538,13 @@
               <w14:ligatures w14:val="standardContextual"/>
             </w:rPr>
           </w:pPr>
-          <w:hyperlink w:anchor="_Toc231897318" w:history="1">
+          <w:hyperlink w:anchor="_Toc231897753" w:history="1">
             <w:r>
               <w:rPr>
                 <w:rStyle w:val="Hyperlink"/>
                 <w:noProof/>
               </w:rPr>
-              <w:t>5.1. Kết quả huấn luyện mô hình trên Edge Impulse</w:t>
+              <w:t>Phụ lục 1. Source code dự án</w:t>
             </w:r>
             <w:r>
               <w:rPr>
@@ -6716,7 +7565,7 @@
                 <w:noProof/>
                 <w:webHidden/>
               </w:rPr>
-              <w:instrText xml:space="preserve"> PAGEREF _Toc231897318 \h </w:instrText>
+              <w:instrText xml:space="preserve"> PAGEREF _Toc231897753 \h </w:instrText>
             </w:r>
             <w:r>
               <w:rPr>
@@ -6736,155 +7585,7 @@
                 <w:noProof/>
                 <w:webHidden/>
               </w:rPr>
-              <w:t>41</w:t>
-            </w:r>
-            <w:r>
-              <w:rPr>
-                <w:noProof/>
-                <w:webHidden/>
-              </w:rPr>
-              <w:fldChar w:fldCharType="end"/>
-            </w:r>
-          </w:hyperlink>
-        </w:p>
-        <w:p>
-          <w:pPr>
-            <w:pStyle w:val="TOC3"/>
-            <w:tabs>
-              <w:tab w:val="right" w:leader="dot" w:pos="9061"/>
-            </w:tabs>
-            <w:rPr>
-              <w:rFonts w:asciiTheme="minorHAnsi" w:eastAsiaTheme="minorEastAsia" w:hAnsiTheme="minorHAnsi" w:cstheme="minorBidi"/>
-              <w:noProof/>
-              <w:color w:val="auto"/>
-              <w:kern w:val="2"/>
-              <w:sz w:val="24"/>
-              <w:szCs w:val="24"/>
-              <w14:ligatures w14:val="standardContextual"/>
-            </w:rPr>
-          </w:pPr>
-          <w:hyperlink w:anchor="_Toc231897319" w:history="1">
-            <w:r>
-              <w:rPr>
-                <w:rStyle w:val="Hyperlink"/>
-                <w:noProof/>
-              </w:rPr>
-              <w:t>5.1.1. Thông số mô hình thực tế</w:t>
-            </w:r>
-            <w:r>
-              <w:rPr>
-                <w:noProof/>
-                <w:webHidden/>
-              </w:rPr>
-              <w:tab/>
-            </w:r>
-            <w:r>
-              <w:rPr>
-                <w:noProof/>
-                <w:webHidden/>
-              </w:rPr>
-              <w:fldChar w:fldCharType="begin"/>
-            </w:r>
-            <w:r>
-              <w:rPr>
-                <w:noProof/>
-                <w:webHidden/>
-              </w:rPr>
-              <w:instrText xml:space="preserve"> PAGEREF _Toc231897319 \h </w:instrText>
-            </w:r>
-            <w:r>
-              <w:rPr>
-                <w:noProof/>
-                <w:webHidden/>
-              </w:rPr>
-            </w:r>
-            <w:r>
-              <w:rPr>
-                <w:noProof/>
-                <w:webHidden/>
-              </w:rPr>
-              <w:fldChar w:fldCharType="separate"/>
-            </w:r>
-            <w:r>
-              <w:rPr>
-                <w:noProof/>
-                <w:webHidden/>
-              </w:rPr>
-              <w:t>41</w:t>
-            </w:r>
-            <w:r>
-              <w:rPr>
-                <w:noProof/>
-                <w:webHidden/>
-              </w:rPr>
-              <w:fldChar w:fldCharType="end"/>
-            </w:r>
-          </w:hyperlink>
-        </w:p>
-        <w:p>
-          <w:pPr>
-            <w:pStyle w:val="TOC3"/>
-            <w:tabs>
-              <w:tab w:val="right" w:leader="dot" w:pos="9061"/>
-            </w:tabs>
-            <w:rPr>
-              <w:rFonts w:asciiTheme="minorHAnsi" w:eastAsiaTheme="minorEastAsia" w:hAnsiTheme="minorHAnsi" w:cstheme="minorBidi"/>
-              <w:noProof/>
-              <w:color w:val="auto"/>
-              <w:kern w:val="2"/>
-              <w:sz w:val="24"/>
-              <w:szCs w:val="24"/>
-              <w14:ligatures w14:val="standardContextual"/>
-            </w:rPr>
-          </w:pPr>
-          <w:hyperlink w:anchor="_Toc231897320" w:history="1">
-            <w:r>
-              <w:rPr>
-                <w:rStyle w:val="Hyperlink"/>
-                <w:noProof/>
-              </w:rPr>
-              <w:t>5.1.2. Kết quả training</w:t>
-            </w:r>
-            <w:r>
-              <w:rPr>
-                <w:noProof/>
-                <w:webHidden/>
-              </w:rPr>
-              <w:tab/>
-            </w:r>
-            <w:r>
-              <w:rPr>
-                <w:noProof/>
-                <w:webHidden/>
-              </w:rPr>
-              <w:fldChar w:fldCharType="begin"/>
-            </w:r>
-            <w:r>
-              <w:rPr>
-                <w:noProof/>
-                <w:webHidden/>
-              </w:rPr>
-              <w:instrText xml:space="preserve"> PAGEREF _Toc231897320 \h </w:instrText>
-            </w:r>
-            <w:r>
-              <w:rPr>
-                <w:noProof/>
-                <w:webHidden/>
-              </w:rPr>
-            </w:r>
-            <w:r>
-              <w:rPr>
-                <w:noProof/>
-                <w:webHidden/>
-              </w:rPr>
-              <w:fldChar w:fldCharType="separate"/>
-            </w:r>
-            <w:r>
-              <w:rPr>
-                <w:noProof/>
-                <w:webHidden/>
-              </w:rPr>
-              <w:t>41</w:t>
+              <w:t>46</w:t>
             </w:r>
             <w:r>
               <w:rPr>
@@ -6911,13 +7612,13 @@
               <w14:ligatures w14:val="standardContextual"/>
             </w:rPr>
           </w:pPr>
-          <w:hyperlink w:anchor="_Toc231897321" w:history="1">
+          <w:hyperlink w:anchor="_Toc231897754" w:history="1">
             <w:r>
               <w:rPr>
                 <w:rStyle w:val="Hyperlink"/>
                 <w:noProof/>
               </w:rPr>
-              <w:t>5.2. Kết quả kiểm thử trên điện thoại</w:t>
+              <w:t>Phụ lục 2. Cấu hình phần cứng</w:t>
             </w:r>
             <w:r>
               <w:rPr>
@@ -6938,7 +7639,7 @@
                 <w:noProof/>
                 <w:webHidden/>
               </w:rPr>
-              <w:instrText xml:space="preserve"> PAGEREF _Toc231897321 \h </w:instrText>
+              <w:instrText xml:space="preserve"> PAGEREF _Toc231897754 \h </w:instrText>
             </w:r>
             <w:r>
               <w:rPr>
@@ -6958,229 +7659,7 @@
                 <w:noProof/>
                 <w:webHidden/>
               </w:rPr>
-              <w:t>42</w:t>
-            </w:r>
-            <w:r>
-              <w:rPr>
-                <w:noProof/>
-                <w:webHidden/>
-              </w:rPr>
-              <w:fldChar w:fldCharType="end"/>
-            </w:r>
-          </w:hyperlink>
-        </w:p>
-        <w:p>
-          <w:pPr>
-            <w:pStyle w:val="TOC3"/>
-            <w:tabs>
-              <w:tab w:val="right" w:leader="dot" w:pos="9061"/>
-            </w:tabs>
-            <w:rPr>
-              <w:rFonts w:asciiTheme="minorHAnsi" w:eastAsiaTheme="minorEastAsia" w:hAnsiTheme="minorHAnsi" w:cstheme="minorBidi"/>
-              <w:noProof/>
-              <w:color w:val="auto"/>
-              <w:kern w:val="2"/>
-              <w:sz w:val="24"/>
-              <w:szCs w:val="24"/>
-              <w14:ligatures w14:val="standardContextual"/>
-            </w:rPr>
-          </w:pPr>
-          <w:hyperlink w:anchor="_Toc231897322" w:history="1">
-            <w:r>
-              <w:rPr>
-                <w:rStyle w:val="Hyperlink"/>
-                <w:noProof/>
-              </w:rPr>
-              <w:t>5.2.1. Môi trường kiểm thử</w:t>
-            </w:r>
-            <w:r>
-              <w:rPr>
-                <w:noProof/>
-                <w:webHidden/>
-              </w:rPr>
-              <w:tab/>
-            </w:r>
-            <w:r>
-              <w:rPr>
-                <w:noProof/>
-                <w:webHidden/>
-              </w:rPr>
-              <w:fldChar w:fldCharType="begin"/>
-            </w:r>
-            <w:r>
-              <w:rPr>
-                <w:noProof/>
-                <w:webHidden/>
-              </w:rPr>
-              <w:instrText xml:space="preserve"> PAGEREF _Toc231897322 \h </w:instrText>
-            </w:r>
-            <w:r>
-              <w:rPr>
-                <w:noProof/>
-                <w:webHidden/>
-              </w:rPr>
-            </w:r>
-            <w:r>
-              <w:rPr>
-                <w:noProof/>
-                <w:webHidden/>
-              </w:rPr>
-              <w:fldChar w:fldCharType="separate"/>
-            </w:r>
-            <w:r>
-              <w:rPr>
-                <w:noProof/>
-                <w:webHidden/>
-              </w:rPr>
-              <w:t>42</w:t>
-            </w:r>
-            <w:r>
-              <w:rPr>
-                <w:noProof/>
-                <w:webHidden/>
-              </w:rPr>
-              <w:fldChar w:fldCharType="end"/>
-            </w:r>
-          </w:hyperlink>
-        </w:p>
-        <w:p>
-          <w:pPr>
-            <w:pStyle w:val="TOC3"/>
-            <w:tabs>
-              <w:tab w:val="right" w:leader="dot" w:pos="9061"/>
-            </w:tabs>
-            <w:rPr>
-              <w:rFonts w:asciiTheme="minorHAnsi" w:eastAsiaTheme="minorEastAsia" w:hAnsiTheme="minorHAnsi" w:cstheme="minorBidi"/>
-              <w:noProof/>
-              <w:color w:val="auto"/>
-              <w:kern w:val="2"/>
-              <w:sz w:val="24"/>
-              <w:szCs w:val="24"/>
-              <w14:ligatures w14:val="standardContextual"/>
-            </w:rPr>
-          </w:pPr>
-          <w:hyperlink w:anchor="_Toc231897323" w:history="1">
-            <w:r>
-              <w:rPr>
-                <w:rStyle w:val="Hyperlink"/>
-                <w:noProof/>
-              </w:rPr>
-              <w:t>5.2.2. Kết quả test cases</w:t>
-            </w:r>
-            <w:r>
-              <w:rPr>
-                <w:noProof/>
-                <w:webHidden/>
-              </w:rPr>
-              <w:tab/>
-            </w:r>
-            <w:r>
-              <w:rPr>
-                <w:noProof/>
-                <w:webHidden/>
-              </w:rPr>
-              <w:fldChar w:fldCharType="begin"/>
-            </w:r>
-            <w:r>
-              <w:rPr>
-                <w:noProof/>
-                <w:webHidden/>
-              </w:rPr>
-              <w:instrText xml:space="preserve"> PAGEREF _Toc231897323 \h </w:instrText>
-            </w:r>
-            <w:r>
-              <w:rPr>
-                <w:noProof/>
-                <w:webHidden/>
-              </w:rPr>
-            </w:r>
-            <w:r>
-              <w:rPr>
-                <w:noProof/>
-                <w:webHidden/>
-              </w:rPr>
-              <w:fldChar w:fldCharType="separate"/>
-            </w:r>
-            <w:r>
-              <w:rPr>
-                <w:noProof/>
-                <w:webHidden/>
-              </w:rPr>
-              <w:t>42</w:t>
-            </w:r>
-            <w:r>
-              <w:rPr>
-                <w:noProof/>
-                <w:webHidden/>
-              </w:rPr>
-              <w:fldChar w:fldCharType="end"/>
-            </w:r>
-          </w:hyperlink>
-        </w:p>
-        <w:p>
-          <w:pPr>
-            <w:pStyle w:val="TOC3"/>
-            <w:tabs>
-              <w:tab w:val="right" w:leader="dot" w:pos="9061"/>
-            </w:tabs>
-            <w:rPr>
-              <w:rFonts w:asciiTheme="minorHAnsi" w:eastAsiaTheme="minorEastAsia" w:hAnsiTheme="minorHAnsi" w:cstheme="minorBidi"/>
-              <w:noProof/>
-              <w:color w:val="auto"/>
-              <w:kern w:val="2"/>
-              <w:sz w:val="24"/>
-              <w:szCs w:val="24"/>
-              <w14:ligatures w14:val="standardContextual"/>
-            </w:rPr>
-          </w:pPr>
-          <w:hyperlink w:anchor="_Toc231897324" w:history="1">
-            <w:r>
-              <w:rPr>
-                <w:rStyle w:val="Hyperlink"/>
-                <w:noProof/>
-              </w:rPr>
-              <w:t>5.2.3. Hiệu năng trên điện thoại</w:t>
-            </w:r>
-            <w:r>
-              <w:rPr>
-                <w:noProof/>
-                <w:webHidden/>
-              </w:rPr>
-              <w:tab/>
-            </w:r>
-            <w:r>
-              <w:rPr>
-                <w:noProof/>
-                <w:webHidden/>
-              </w:rPr>
-              <w:fldChar w:fldCharType="begin"/>
-            </w:r>
-            <w:r>
-              <w:rPr>
-                <w:noProof/>
-                <w:webHidden/>
-              </w:rPr>
-              <w:instrText xml:space="preserve"> PAGEREF _Toc231897324 \h </w:instrText>
-            </w:r>
-            <w:r>
-              <w:rPr>
-                <w:noProof/>
-                <w:webHidden/>
-              </w:rPr>
-            </w:r>
-            <w:r>
-              <w:rPr>
-                <w:noProof/>
-                <w:webHidden/>
-              </w:rPr>
-              <w:fldChar w:fldCharType="separate"/>
-            </w:r>
-            <w:r>
-              <w:rPr>
-                <w:noProof/>
-                <w:webHidden/>
-              </w:rPr>
-              <w:t>43</w:t>
+              <w:t>46</w:t>
             </w:r>
             <w:r>
               <w:rPr>
@@ -7207,13 +7686,13 @@
               <w14:ligatures w14:val="standardContextual"/>
             </w:rPr>
           </w:pPr>
-          <w:hyperlink w:anchor="_Toc231897325" w:history="1">
+          <w:hyperlink w:anchor="_Toc231897755" w:history="1">
             <w:r>
               <w:rPr>
                 <w:rStyle w:val="Hyperlink"/>
                 <w:noProof/>
               </w:rPr>
-              <w:t>5.3. Đánh giá tổng thể</w:t>
+              <w:t>Phụ lục 3. Link dự án Edge Impulse</w:t>
             </w:r>
             <w:r>
               <w:rPr>
@@ -7234,7 +7713,7 @@
                 <w:noProof/>
                 <w:webHidden/>
               </w:rPr>
-              <w:instrText xml:space="preserve"> PAGEREF _Toc231897325 \h </w:instrText>
+              <w:instrText xml:space="preserve"> PAGEREF _Toc231897755 \h </w:instrText>
             </w:r>
             <w:r>
               <w:rPr>
@@ -7254,155 +7733,7 @@
                 <w:noProof/>
                 <w:webHidden/>
               </w:rPr>
-              <w:t>43</w:t>
-            </w:r>
-            <w:r>
-              <w:rPr>
-                <w:noProof/>
-                <w:webHidden/>
-              </w:rPr>
-              <w:fldChar w:fldCharType="end"/>
-            </w:r>
-          </w:hyperlink>
-        </w:p>
-        <w:p>
-          <w:pPr>
-            <w:pStyle w:val="TOC3"/>
-            <w:tabs>
-              <w:tab w:val="right" w:leader="dot" w:pos="9061"/>
-            </w:tabs>
-            <w:rPr>
-              <w:rFonts w:asciiTheme="minorHAnsi" w:eastAsiaTheme="minorEastAsia" w:hAnsiTheme="minorHAnsi" w:cstheme="minorBidi"/>
-              <w:noProof/>
-              <w:color w:val="auto"/>
-              <w:kern w:val="2"/>
-              <w:sz w:val="24"/>
-              <w:szCs w:val="24"/>
-              <w14:ligatures w14:val="standardContextual"/>
-            </w:rPr>
-          </w:pPr>
-          <w:hyperlink w:anchor="_Toc231897326" w:history="1">
-            <w:r>
-              <w:rPr>
-                <w:rStyle w:val="Hyperlink"/>
-                <w:noProof/>
-              </w:rPr>
-              <w:t>5.3.1. So sánh kết quả với mục tiêu ban đầu</w:t>
-            </w:r>
-            <w:r>
-              <w:rPr>
-                <w:noProof/>
-                <w:webHidden/>
-              </w:rPr>
-              <w:tab/>
-            </w:r>
-            <w:r>
-              <w:rPr>
-                <w:noProof/>
-                <w:webHidden/>
-              </w:rPr>
-              <w:fldChar w:fldCharType="begin"/>
-            </w:r>
-            <w:r>
-              <w:rPr>
-                <w:noProof/>
-                <w:webHidden/>
-              </w:rPr>
-              <w:instrText xml:space="preserve"> PAGEREF _Toc231897326 \h </w:instrText>
-            </w:r>
-            <w:r>
-              <w:rPr>
-                <w:noProof/>
-                <w:webHidden/>
-              </w:rPr>
-            </w:r>
-            <w:r>
-              <w:rPr>
-                <w:noProof/>
-                <w:webHidden/>
-              </w:rPr>
-              <w:fldChar w:fldCharType="separate"/>
-            </w:r>
-            <w:r>
-              <w:rPr>
-                <w:noProof/>
-                <w:webHidden/>
-              </w:rPr>
-              <w:t>43</w:t>
-            </w:r>
-            <w:r>
-              <w:rPr>
-                <w:noProof/>
-                <w:webHidden/>
-              </w:rPr>
-              <w:fldChar w:fldCharType="end"/>
-            </w:r>
-          </w:hyperlink>
-        </w:p>
-        <w:p>
-          <w:pPr>
-            <w:pStyle w:val="TOC3"/>
-            <w:tabs>
-              <w:tab w:val="right" w:leader="dot" w:pos="9061"/>
-            </w:tabs>
-            <w:rPr>
-              <w:rFonts w:asciiTheme="minorHAnsi" w:eastAsiaTheme="minorEastAsia" w:hAnsiTheme="minorHAnsi" w:cstheme="minorBidi"/>
-              <w:noProof/>
-              <w:color w:val="auto"/>
-              <w:kern w:val="2"/>
-              <w:sz w:val="24"/>
-              <w:szCs w:val="24"/>
-              <w14:ligatures w14:val="standardContextual"/>
-            </w:rPr>
-          </w:pPr>
-          <w:hyperlink w:anchor="_Toc231897327" w:history="1">
-            <w:r>
-              <w:rPr>
-                <w:rStyle w:val="Hyperlink"/>
-                <w:noProof/>
-              </w:rPr>
-              <w:t>5.3.2. Hạn chế và hướng phát triển</w:t>
-            </w:r>
-            <w:r>
-              <w:rPr>
-                <w:noProof/>
-                <w:webHidden/>
-              </w:rPr>
-              <w:tab/>
-            </w:r>
-            <w:r>
-              <w:rPr>
-                <w:noProof/>
-                <w:webHidden/>
-              </w:rPr>
-              <w:fldChar w:fldCharType="begin"/>
-            </w:r>
-            <w:r>
-              <w:rPr>
-                <w:noProof/>
-                <w:webHidden/>
-              </w:rPr>
-              <w:instrText xml:space="preserve"> PAGEREF _Toc231897327 \h </w:instrText>
-            </w:r>
-            <w:r>
-              <w:rPr>
-                <w:noProof/>
-                <w:webHidden/>
-              </w:rPr>
-            </w:r>
-            <w:r>
-              <w:rPr>
-                <w:noProof/>
-                <w:webHidden/>
-              </w:rPr>
-              <w:fldChar w:fldCharType="separate"/>
-            </w:r>
-            <w:r>
-              <w:rPr>
-                <w:noProof/>
-                <w:webHidden/>
-              </w:rPr>
-              <w:t>43</w:t>
+              <w:t>46</w:t>
             </w:r>
             <w:r>
               <w:rPr>
@@ -7429,13 +7760,13 @@
               <w14:ligatures w14:val="standardContextual"/>
             </w:rPr>
           </w:pPr>
-          <w:hyperlink w:anchor="_Toc231897328" w:history="1">
+          <w:hyperlink w:anchor="_Toc231897756" w:history="1">
             <w:r>
               <w:rPr>
                 <w:rStyle w:val="Hyperlink"/>
                 <w:noProof/>
               </w:rPr>
-              <w:t>5.4. Nhận xét chương</w:t>
+              <w:t>Phụ lục 4.</w:t>
             </w:r>
             <w:r>
               <w:rPr>
@@ -7456,451 +7787,7 @@
                 <w:noProof/>
                 <w:webHidden/>
               </w:rPr>
-              <w:instrText xml:space="preserve"> PAGEREF _Toc231897328 \h </w:instrText>
-            </w:r>
-            <w:r>
-              <w:rPr>
-                <w:noProof/>
-                <w:webHidden/>
-              </w:rPr>
-            </w:r>
-            <w:r>
-              <w:rPr>
-                <w:noProof/>
-                <w:webHidden/>
-              </w:rPr>
-              <w:fldChar w:fldCharType="separate"/>
-            </w:r>
-            <w:r>
-              <w:rPr>
-                <w:noProof/>
-                <w:webHidden/>
-              </w:rPr>
-              <w:t>44</w:t>
-            </w:r>
-            <w:r>
-              <w:rPr>
-                <w:noProof/>
-                <w:webHidden/>
-              </w:rPr>
-              <w:fldChar w:fldCharType="end"/>
-            </w:r>
-          </w:hyperlink>
-        </w:p>
-        <w:p>
-          <w:pPr>
-            <w:pStyle w:val="TOC1"/>
-            <w:tabs>
-              <w:tab w:val="right" w:leader="dot" w:pos="9061"/>
-            </w:tabs>
-            <w:rPr>
-              <w:rFonts w:asciiTheme="minorHAnsi" w:eastAsiaTheme="minorEastAsia" w:hAnsiTheme="minorHAnsi" w:cstheme="minorBidi"/>
-              <w:noProof/>
-              <w:color w:val="auto"/>
-              <w:kern w:val="2"/>
-              <w:sz w:val="24"/>
-              <w:szCs w:val="24"/>
-              <w14:ligatures w14:val="standardContextual"/>
-            </w:rPr>
-          </w:pPr>
-          <w:hyperlink w:anchor="_Toc231897329" w:history="1">
-            <w:r>
-              <w:rPr>
-                <w:rStyle w:val="Hyperlink"/>
-                <w:noProof/>
-              </w:rPr>
-              <w:t>TÀI LIỆU THAM KHẢO</w:t>
-            </w:r>
-            <w:r>
-              <w:rPr>
-                <w:noProof/>
-                <w:webHidden/>
-              </w:rPr>
-              <w:tab/>
-            </w:r>
-            <w:r>
-              <w:rPr>
-                <w:noProof/>
-                <w:webHidden/>
-              </w:rPr>
-              <w:fldChar w:fldCharType="begin"/>
-            </w:r>
-            <w:r>
-              <w:rPr>
-                <w:noProof/>
-                <w:webHidden/>
-              </w:rPr>
-              <w:instrText xml:space="preserve"> PAGEREF _Toc231897329 \h </w:instrText>
-            </w:r>
-            <w:r>
-              <w:rPr>
-                <w:noProof/>
-                <w:webHidden/>
-              </w:rPr>
-            </w:r>
-            <w:r>
-              <w:rPr>
-                <w:noProof/>
-                <w:webHidden/>
-              </w:rPr>
-              <w:fldChar w:fldCharType="separate"/>
-            </w:r>
-            <w:r>
-              <w:rPr>
-                <w:noProof/>
-                <w:webHidden/>
-              </w:rPr>
-              <w:t>45</w:t>
-            </w:r>
-            <w:r>
-              <w:rPr>
-                <w:noProof/>
-                <w:webHidden/>
-              </w:rPr>
-              <w:fldChar w:fldCharType="end"/>
-            </w:r>
-          </w:hyperlink>
-        </w:p>
-        <w:p>
-          <w:pPr>
-            <w:pStyle w:val="TOC1"/>
-            <w:tabs>
-              <w:tab w:val="right" w:leader="dot" w:pos="9061"/>
-            </w:tabs>
-            <w:rPr>
-              <w:rFonts w:asciiTheme="minorHAnsi" w:eastAsiaTheme="minorEastAsia" w:hAnsiTheme="minorHAnsi" w:cstheme="minorBidi"/>
-              <w:noProof/>
-              <w:color w:val="auto"/>
-              <w:kern w:val="2"/>
-              <w:sz w:val="24"/>
-              <w:szCs w:val="24"/>
-              <w14:ligatures w14:val="standardContextual"/>
-            </w:rPr>
-          </w:pPr>
-          <w:hyperlink w:anchor="_Toc231897330" w:history="1">
-            <w:r>
-              <w:rPr>
-                <w:rStyle w:val="Hyperlink"/>
-                <w:noProof/>
-              </w:rPr>
-              <w:t>PHỤ LỤC</w:t>
-            </w:r>
-            <w:r>
-              <w:rPr>
-                <w:noProof/>
-                <w:webHidden/>
-              </w:rPr>
-              <w:tab/>
-            </w:r>
-            <w:r>
-              <w:rPr>
-                <w:noProof/>
-                <w:webHidden/>
-              </w:rPr>
-              <w:fldChar w:fldCharType="begin"/>
-            </w:r>
-            <w:r>
-              <w:rPr>
-                <w:noProof/>
-                <w:webHidden/>
-              </w:rPr>
-              <w:instrText xml:space="preserve"> PAGEREF _Toc231897330 \h </w:instrText>
-            </w:r>
-            <w:r>
-              <w:rPr>
-                <w:noProof/>
-                <w:webHidden/>
-              </w:rPr>
-            </w:r>
-            <w:r>
-              <w:rPr>
-                <w:noProof/>
-                <w:webHidden/>
-              </w:rPr>
-              <w:fldChar w:fldCharType="separate"/>
-            </w:r>
-            <w:r>
-              <w:rPr>
-                <w:noProof/>
-                <w:webHidden/>
-              </w:rPr>
-              <w:t>46</w:t>
-            </w:r>
-            <w:r>
-              <w:rPr>
-                <w:noProof/>
-                <w:webHidden/>
-              </w:rPr>
-              <w:fldChar w:fldCharType="end"/>
-            </w:r>
-          </w:hyperlink>
-        </w:p>
-        <w:p>
-          <w:pPr>
-            <w:pStyle w:val="TOC2"/>
-            <w:tabs>
-              <w:tab w:val="right" w:leader="dot" w:pos="9061"/>
-            </w:tabs>
-            <w:rPr>
-              <w:rFonts w:asciiTheme="minorHAnsi" w:eastAsiaTheme="minorEastAsia" w:hAnsiTheme="minorHAnsi" w:cstheme="minorBidi"/>
-              <w:noProof/>
-              <w:color w:val="auto"/>
-              <w:kern w:val="2"/>
-              <w:sz w:val="24"/>
-              <w:szCs w:val="24"/>
-              <w14:ligatures w14:val="standardContextual"/>
-            </w:rPr>
-          </w:pPr>
-          <w:hyperlink w:anchor="_Toc231897331" w:history="1">
-            <w:r>
-              <w:rPr>
-                <w:rStyle w:val="Hyperlink"/>
-                <w:noProof/>
-              </w:rPr>
-              <w:t>Phụ lục 1. Source code dự án</w:t>
-            </w:r>
-            <w:r>
-              <w:rPr>
-                <w:noProof/>
-                <w:webHidden/>
-              </w:rPr>
-              <w:tab/>
-            </w:r>
-            <w:r>
-              <w:rPr>
-                <w:noProof/>
-                <w:webHidden/>
-              </w:rPr>
-              <w:fldChar w:fldCharType="begin"/>
-            </w:r>
-            <w:r>
-              <w:rPr>
-                <w:noProof/>
-                <w:webHidden/>
-              </w:rPr>
-              <w:instrText xml:space="preserve"> PAGEREF _Toc231897331 \h </w:instrText>
-            </w:r>
-            <w:r>
-              <w:rPr>
-                <w:noProof/>
-                <w:webHidden/>
-              </w:rPr>
-            </w:r>
-            <w:r>
-              <w:rPr>
-                <w:noProof/>
-                <w:webHidden/>
-              </w:rPr>
-              <w:fldChar w:fldCharType="separate"/>
-            </w:r>
-            <w:r>
-              <w:rPr>
-                <w:noProof/>
-                <w:webHidden/>
-              </w:rPr>
-              <w:t>46</w:t>
-            </w:r>
-            <w:r>
-              <w:rPr>
-                <w:noProof/>
-                <w:webHidden/>
-              </w:rPr>
-              <w:fldChar w:fldCharType="end"/>
-            </w:r>
-          </w:hyperlink>
-        </w:p>
-        <w:p>
-          <w:pPr>
-            <w:pStyle w:val="TOC2"/>
-            <w:tabs>
-              <w:tab w:val="right" w:leader="dot" w:pos="9061"/>
-            </w:tabs>
-            <w:rPr>
-              <w:rFonts w:asciiTheme="minorHAnsi" w:eastAsiaTheme="minorEastAsia" w:hAnsiTheme="minorHAnsi" w:cstheme="minorBidi"/>
-              <w:noProof/>
-              <w:color w:val="auto"/>
-              <w:kern w:val="2"/>
-              <w:sz w:val="24"/>
-              <w:szCs w:val="24"/>
-              <w14:ligatures w14:val="standardContextual"/>
-            </w:rPr>
-          </w:pPr>
-          <w:hyperlink w:anchor="_Toc231897332" w:history="1">
-            <w:r>
-              <w:rPr>
-                <w:rStyle w:val="Hyperlink"/>
-                <w:noProof/>
-              </w:rPr>
-              <w:t>Phụ lục 2. Cấu hình phần cứng</w:t>
-            </w:r>
-            <w:r>
-              <w:rPr>
-                <w:noProof/>
-                <w:webHidden/>
-              </w:rPr>
-              <w:tab/>
-            </w:r>
-            <w:r>
-              <w:rPr>
-                <w:noProof/>
-                <w:webHidden/>
-              </w:rPr>
-              <w:fldChar w:fldCharType="begin"/>
-            </w:r>
-            <w:r>
-              <w:rPr>
-                <w:noProof/>
-                <w:webHidden/>
-              </w:rPr>
-              <w:instrText xml:space="preserve"> PAGEREF _Toc231897332 \h </w:instrText>
-            </w:r>
-            <w:r>
-              <w:rPr>
-                <w:noProof/>
-                <w:webHidden/>
-              </w:rPr>
-            </w:r>
-            <w:r>
-              <w:rPr>
-                <w:noProof/>
-                <w:webHidden/>
-              </w:rPr>
-              <w:fldChar w:fldCharType="separate"/>
-            </w:r>
-            <w:r>
-              <w:rPr>
-                <w:noProof/>
-                <w:webHidden/>
-              </w:rPr>
-              <w:t>46</w:t>
-            </w:r>
-            <w:r>
-              <w:rPr>
-                <w:noProof/>
-                <w:webHidden/>
-              </w:rPr>
-              <w:fldChar w:fldCharType="end"/>
-            </w:r>
-          </w:hyperlink>
-        </w:p>
-        <w:p>
-          <w:pPr>
-            <w:pStyle w:val="TOC2"/>
-            <w:tabs>
-              <w:tab w:val="right" w:leader="dot" w:pos="9061"/>
-            </w:tabs>
-            <w:rPr>
-              <w:rFonts w:asciiTheme="minorHAnsi" w:eastAsiaTheme="minorEastAsia" w:hAnsiTheme="minorHAnsi" w:cstheme="minorBidi"/>
-              <w:noProof/>
-              <w:color w:val="auto"/>
-              <w:kern w:val="2"/>
-              <w:sz w:val="24"/>
-              <w:szCs w:val="24"/>
-              <w14:ligatures w14:val="standardContextual"/>
-            </w:rPr>
-          </w:pPr>
-          <w:hyperlink w:anchor="_Toc231897333" w:history="1">
-            <w:r>
-              <w:rPr>
-                <w:rStyle w:val="Hyperlink"/>
-                <w:noProof/>
-              </w:rPr>
-              <w:t>Phụ lục 3. Link dự án Edge Impulse</w:t>
-            </w:r>
-            <w:r>
-              <w:rPr>
-                <w:noProof/>
-                <w:webHidden/>
-              </w:rPr>
-              <w:tab/>
-            </w:r>
-            <w:r>
-              <w:rPr>
-                <w:noProof/>
-                <w:webHidden/>
-              </w:rPr>
-              <w:fldChar w:fldCharType="begin"/>
-            </w:r>
-            <w:r>
-              <w:rPr>
-                <w:noProof/>
-                <w:webHidden/>
-              </w:rPr>
-              <w:instrText xml:space="preserve"> PAGEREF _Toc231897333 \h </w:instrText>
-            </w:r>
-            <w:r>
-              <w:rPr>
-                <w:noProof/>
-                <w:webHidden/>
-              </w:rPr>
-            </w:r>
-            <w:r>
-              <w:rPr>
-                <w:noProof/>
-                <w:webHidden/>
-              </w:rPr>
-              <w:fldChar w:fldCharType="separate"/>
-            </w:r>
-            <w:r>
-              <w:rPr>
-                <w:noProof/>
-                <w:webHidden/>
-              </w:rPr>
-              <w:t>46</w:t>
-            </w:r>
-            <w:r>
-              <w:rPr>
-                <w:noProof/>
-                <w:webHidden/>
-              </w:rPr>
-              <w:fldChar w:fldCharType="end"/>
-            </w:r>
-          </w:hyperlink>
-        </w:p>
-        <w:p>
-          <w:pPr>
-            <w:pStyle w:val="TOC2"/>
-            <w:tabs>
-              <w:tab w:val="right" w:leader="dot" w:pos="9061"/>
-            </w:tabs>
-            <w:rPr>
-              <w:rFonts w:asciiTheme="minorHAnsi" w:eastAsiaTheme="minorEastAsia" w:hAnsiTheme="minorHAnsi" w:cstheme="minorBidi"/>
-              <w:noProof/>
-              <w:color w:val="auto"/>
-              <w:kern w:val="2"/>
-              <w:sz w:val="24"/>
-              <w:szCs w:val="24"/>
-              <w14:ligatures w14:val="standardContextual"/>
-            </w:rPr>
-          </w:pPr>
-          <w:hyperlink w:anchor="_Toc231897334" w:history="1">
-            <w:r>
-              <w:rPr>
-                <w:rStyle w:val="Hyperlink"/>
-                <w:noProof/>
-              </w:rPr>
-              <w:t>Phụ lục 4.</w:t>
-            </w:r>
-            <w:r>
-              <w:rPr>
-                <w:noProof/>
-                <w:webHidden/>
-              </w:rPr>
-              <w:tab/>
-            </w:r>
-            <w:r>
-              <w:rPr>
-                <w:noProof/>
-                <w:webHidden/>
-              </w:rPr>
-              <w:fldChar w:fldCharType="begin"/>
-            </w:r>
-            <w:r>
-              <w:rPr>
-                <w:noProof/>
-                <w:webHidden/>
-              </w:rPr>
-              <w:instrText xml:space="preserve"> PAGEREF _Toc231897334 \h </w:instrText>
+              <w:instrText xml:space="preserve"> PAGEREF _Toc231897756 \h </w:instrText>
             </w:r>
             <w:r>
               <w:rPr>
@@ -7962,7 +7849,7 @@
         <w:jc w:val="center"/>
       </w:pPr>
       <w:bookmarkStart w:id="10" w:name="_Toc231628997"/>
-      <w:bookmarkStart w:id="11" w:name="_Toc231897264"/>
+      <w:bookmarkStart w:id="11" w:name="_Toc231897687"/>
       <w:r>
         <w:lastRenderedPageBreak/>
         <w:t>DANH MỤC CÁC THUẬT NGỮ, CHỮ VIẾT TẮT</w:t>
@@ -9170,7 +9057,7 @@
         <w:jc w:val="center"/>
       </w:pPr>
       <w:bookmarkStart w:id="12" w:name="_Toc231628998"/>
-      <w:bookmarkStart w:id="13" w:name="_Toc231897265"/>
+      <w:bookmarkStart w:id="13" w:name="_Toc231897688"/>
       <w:r>
         <w:lastRenderedPageBreak/>
         <w:t>DANH SÁCH BẢNG VÀ HÌNH</w:t>
@@ -9374,7 +9261,7 @@
         <w:jc w:val="center"/>
       </w:pPr>
       <w:bookmarkStart w:id="14" w:name="_Toc231628999"/>
-      <w:bookmarkStart w:id="15" w:name="_Toc231897266"/>
+      <w:bookmarkStart w:id="15" w:name="_Toc231897689"/>
       <w:r>
         <w:lastRenderedPageBreak/>
         <w:t>CHƯƠNG 1. TỔNG QUAN VỀ ĐỀ TÀI</w:t>
@@ -9387,7 +9274,7 @@
         <w:pStyle w:val="Heading2"/>
       </w:pPr>
       <w:bookmarkStart w:id="16" w:name="_Toc231629000"/>
-      <w:bookmarkStart w:id="17" w:name="_Toc231897267"/>
+      <w:bookmarkStart w:id="17" w:name="_Toc231897690"/>
       <w:r>
         <w:t>1.1. Lý do chọn đề tài</w:t>
       </w:r>
@@ -9477,7 +9364,7 @@
         <w:pStyle w:val="Heading2"/>
       </w:pPr>
       <w:bookmarkStart w:id="18" w:name="_Toc231629001"/>
-      <w:bookmarkStart w:id="19" w:name="_Toc231897268"/>
+      <w:bookmarkStart w:id="19" w:name="_Toc231897691"/>
       <w:r>
         <w:t>1.2. Mục đích nghiên cứu</w:t>
       </w:r>
@@ -9976,7 +9863,7 @@
         <w:pStyle w:val="Heading2"/>
       </w:pPr>
       <w:bookmarkStart w:id="20" w:name="_Toc231629002"/>
-      <w:bookmarkStart w:id="21" w:name="_Toc231897269"/>
+      <w:bookmarkStart w:id="21" w:name="_Toc231897692"/>
       <w:r>
         <w:t>1.3. Đối tượng và phạm vi nghiên cứu</w:t>
       </w:r>
@@ -10114,7 +10001,7 @@
         <w:pStyle w:val="Heading2"/>
       </w:pPr>
       <w:bookmarkStart w:id="22" w:name="_Toc231629003"/>
-      <w:bookmarkStart w:id="23" w:name="_Toc231897270"/>
+      <w:bookmarkStart w:id="23" w:name="_Toc231897693"/>
       <w:r>
         <w:t>1.4. Phương pháp nghiên cứu</w:t>
       </w:r>
@@ -10198,7 +10085,7 @@
         <w:jc w:val="center"/>
       </w:pPr>
       <w:bookmarkStart w:id="24" w:name="_Toc231629004"/>
-      <w:bookmarkStart w:id="25" w:name="_Toc231897271"/>
+      <w:bookmarkStart w:id="25" w:name="_Toc231897694"/>
       <w:r>
         <w:lastRenderedPageBreak/>
         <w:t>CHƯƠNG 2. CƠ SỞ LÝ THUYẾT</w:t>
@@ -10211,7 +10098,7 @@
         <w:pStyle w:val="Heading2"/>
       </w:pPr>
       <w:bookmarkStart w:id="26" w:name="_Toc231629005"/>
-      <w:bookmarkStart w:id="27" w:name="_Toc231897272"/>
+      <w:bookmarkStart w:id="27" w:name="_Toc231897695"/>
       <w:r>
         <w:t>2.1. Tổng quan về TinyML và Edge AI</w:t>
       </w:r>
@@ -10223,7 +10110,7 @@
         <w:pStyle w:val="Heading3"/>
       </w:pPr>
       <w:bookmarkStart w:id="28" w:name="_Toc231629006"/>
-      <w:bookmarkStart w:id="29" w:name="_Toc231897273"/>
+      <w:bookmarkStart w:id="29" w:name="_Toc231897696"/>
       <w:r>
         <w:t>2.1.1. Khái niệm</w:t>
       </w:r>
@@ -10245,7 +10132,7 @@
         <w:pStyle w:val="Heading3"/>
       </w:pPr>
       <w:bookmarkStart w:id="30" w:name="_Toc231629007"/>
-      <w:bookmarkStart w:id="31" w:name="_Toc231897274"/>
+      <w:bookmarkStart w:id="31" w:name="_Toc231897697"/>
       <w:r>
         <w:t>2.1.2. Lợi ích của xử lý tại biên (Edge Processing)</w:t>
       </w:r>
@@ -10650,7 +10537,7 @@
         <w:pStyle w:val="Heading3"/>
       </w:pPr>
       <w:bookmarkStart w:id="32" w:name="_Toc231629008"/>
-      <w:bookmarkStart w:id="33" w:name="_Toc231897275"/>
+      <w:bookmarkStart w:id="33" w:name="_Toc231897698"/>
       <w:r>
         <w:t>2.1.3. Phân biệt: huấn luyện vs. suy luận</w:t>
       </w:r>
@@ -10694,7 +10581,7 @@
         <w:pStyle w:val="Heading2"/>
       </w:pPr>
       <w:bookmarkStart w:id="34" w:name="_Toc231629009"/>
-      <w:bookmarkStart w:id="35" w:name="_Toc231897276"/>
+      <w:bookmarkStart w:id="35" w:name="_Toc231897699"/>
       <w:r>
         <w:t>2.2. Nền tảng Edge Impulse Studio</w:t>
       </w:r>
@@ -10711,7 +10598,7 @@
         <w:pStyle w:val="Heading3"/>
       </w:pPr>
       <w:bookmarkStart w:id="36" w:name="_Toc231629010"/>
-      <w:bookmarkStart w:id="37" w:name="_Toc231897277"/>
+      <w:bookmarkStart w:id="37" w:name="_Toc231897700"/>
       <w:r>
         <w:t>2.2.1. Các bước chính trong Edge Impulse</w:t>
       </w:r>
@@ -11383,7 +11270,7 @@
         <w:pStyle w:val="Heading3"/>
       </w:pPr>
       <w:bookmarkStart w:id="38" w:name="_Toc231629011"/>
-      <w:bookmarkStart w:id="39" w:name="_Toc231897278"/>
+      <w:bookmarkStart w:id="39" w:name="_Toc231897701"/>
       <w:r>
         <w:lastRenderedPageBreak/>
         <w:t>2.2.2. Processing Block: Spectral Analysis</w:t>
@@ -11538,7 +11425,7 @@
         <w:pStyle w:val="Heading3"/>
       </w:pPr>
       <w:bookmarkStart w:id="40" w:name="_Toc231629012"/>
-      <w:bookmarkStart w:id="41" w:name="_Toc231897279"/>
+      <w:bookmarkStart w:id="41" w:name="_Toc231897702"/>
       <w:r>
         <w:t>2.2.3. Learning Block: Classification + Anomaly Detection</w:t>
       </w:r>
@@ -11605,7 +11492,7 @@
         <w:pStyle w:val="Heading3"/>
       </w:pPr>
       <w:bookmarkStart w:id="42" w:name="_Toc231629013"/>
-      <w:bookmarkStart w:id="43" w:name="_Toc231897280"/>
+      <w:bookmarkStart w:id="43" w:name="_Toc231897703"/>
       <w:r>
         <w:t>2.2.4. Deployment: WebAssembly cho điện thoại</w:t>
       </w:r>
@@ -11623,7 +11510,7 @@
         <w:pStyle w:val="Heading2"/>
       </w:pPr>
       <w:bookmarkStart w:id="44" w:name="_Toc231629014"/>
-      <w:bookmarkStart w:id="45" w:name="_Toc231897281"/>
+      <w:bookmarkStart w:id="45" w:name="_Toc231897704"/>
       <w:r>
         <w:t>2.3. Lý thuyết về mô hình và thuật toán sử dụng</w:t>
       </w:r>
@@ -11635,7 +11522,7 @@
         <w:pStyle w:val="Heading3"/>
       </w:pPr>
       <w:bookmarkStart w:id="46" w:name="_Toc231629015"/>
-      <w:bookmarkStart w:id="47" w:name="_Toc231897282"/>
+      <w:bookmarkStart w:id="47" w:name="_Toc231897705"/>
       <w:r>
         <w:t>2.3.1. Mạng nơ-ron Dense (Fully Connected Neural Network)</w:t>
       </w:r>
@@ -12024,7 +11911,7 @@
         <w:pStyle w:val="Heading3"/>
       </w:pPr>
       <w:bookmarkStart w:id="48" w:name="_Toc231629016"/>
-      <w:bookmarkStart w:id="49" w:name="_Toc231897283"/>
+      <w:bookmarkStart w:id="49" w:name="_Toc231897706"/>
       <w:r>
         <w:t>2.3.2. Hàm mất mát và tối ưu</w:t>
       </w:r>
@@ -12076,7 +11963,7 @@
         <w:pStyle w:val="Heading3"/>
       </w:pPr>
       <w:bookmarkStart w:id="50" w:name="_Toc231629017"/>
-      <w:bookmarkStart w:id="51" w:name="_Toc231897284"/>
+      <w:bookmarkStart w:id="51" w:name="_Toc231897707"/>
       <w:r>
         <w:t>2.3.3. Anomaly Detection  K-Means Clustering</w:t>
       </w:r>
@@ -12125,7 +12012,7 @@
         <w:pStyle w:val="Heading3"/>
       </w:pPr>
       <w:bookmarkStart w:id="52" w:name="_Toc231629018"/>
-      <w:bookmarkStart w:id="53" w:name="_Toc231897285"/>
+      <w:bookmarkStart w:id="53" w:name="_Toc231897708"/>
       <w:r>
         <w:t>2.3.4. Float32 vs. Int8 Quantization</w:t>
       </w:r>
@@ -12625,7 +12512,7 @@
         <w:pStyle w:val="Heading2"/>
       </w:pPr>
       <w:bookmarkStart w:id="54" w:name="_Toc231629019"/>
-      <w:bookmarkStart w:id="55" w:name="_Toc231897286"/>
+      <w:bookmarkStart w:id="55" w:name="_Toc231897709"/>
       <w:r>
         <w:t>2.4. Phần cứng sử dụng</w:t>
       </w:r>
@@ -12884,7 +12771,7 @@
         <w:jc w:val="center"/>
       </w:pPr>
       <w:bookmarkStart w:id="56" w:name="_Toc231629020"/>
-      <w:bookmarkStart w:id="57" w:name="_Toc231897287"/>
+      <w:bookmarkStart w:id="57" w:name="_Toc231897710"/>
       <w:r>
         <w:lastRenderedPageBreak/>
         <w:t>CHƯƠNG 3. QUY TRÌNH DEMO PHÂN LOẠI TRỰC TIẾP TRÊN ĐIỆN THOẠI</w:t>
@@ -12897,7 +12784,7 @@
         <w:pStyle w:val="Heading2"/>
       </w:pPr>
       <w:bookmarkStart w:id="58" w:name="_Toc231629021"/>
-      <w:bookmarkStart w:id="59" w:name="_Toc231897288"/>
+      <w:bookmarkStart w:id="59" w:name="_Toc231897711"/>
       <w:r>
         <w:t>3.1. Tổng quan</w:t>
       </w:r>
@@ -12914,7 +12801,7 @@
         <w:pStyle w:val="Heading2"/>
       </w:pPr>
       <w:bookmarkStart w:id="60" w:name="_Toc231629022"/>
-      <w:bookmarkStart w:id="61" w:name="_Toc231897289"/>
+      <w:bookmarkStart w:id="61" w:name="_Toc231897712"/>
       <w:r>
         <w:t>3.2. Kiến trúc hệ thống demo</w:t>
       </w:r>
@@ -13260,7 +13147,7 @@
         <w:pStyle w:val="Heading2"/>
       </w:pPr>
       <w:bookmarkStart w:id="62" w:name="_Toc231629023"/>
-      <w:bookmarkStart w:id="63" w:name="_Toc231897290"/>
+      <w:bookmarkStart w:id="63" w:name="_Toc231897713"/>
       <w:r>
         <w:lastRenderedPageBreak/>
         <w:t>3.3. Hai phương thức phân loại</w:t>
@@ -13273,7 +13160,7 @@
         <w:pStyle w:val="Heading3"/>
       </w:pPr>
       <w:bookmarkStart w:id="64" w:name="_Toc231629024"/>
-      <w:bookmarkStart w:id="65" w:name="_Toc231897291"/>
+      <w:bookmarkStart w:id="65" w:name="_Toc231897714"/>
       <w:r>
         <w:t>3.3.1. Phương thức 1  Live Sensor (Cảm biến trực tiếp)</w:t>
       </w:r>
@@ -13743,7 +13630,7 @@
         <w:pStyle w:val="Heading3"/>
       </w:pPr>
       <w:bookmarkStart w:id="66" w:name="_Toc231629025"/>
-      <w:bookmarkStart w:id="67" w:name="_Toc231897292"/>
+      <w:bookmarkStart w:id="67" w:name="_Toc231897715"/>
       <w:r>
         <w:t>3.3.2. Phương thức 2  API với CSV thủ công</w:t>
       </w:r>
@@ -13765,7 +13652,7 @@
         <w:pStyle w:val="Heading2"/>
       </w:pPr>
       <w:bookmarkStart w:id="68" w:name="_Toc231629026"/>
-      <w:bookmarkStart w:id="69" w:name="_Toc231897293"/>
+      <w:bookmarkStart w:id="69" w:name="_Toc231897716"/>
       <w:r>
         <w:lastRenderedPageBreak/>
         <w:t>3.4. Giao diện ứng dụng demo</w:t>
@@ -14186,7 +14073,7 @@
         <w:pStyle w:val="Heading2"/>
       </w:pPr>
       <w:bookmarkStart w:id="70" w:name="_Toc231629027"/>
-      <w:bookmarkStart w:id="71" w:name="_Toc231897294"/>
+      <w:bookmarkStart w:id="71" w:name="_Toc231897717"/>
       <w:r>
         <w:t>3.5. Test Cases  Kiểm thử trên điện thoại</w:t>
       </w:r>
@@ -15287,7 +15174,7 @@
         <w:pStyle w:val="Heading2"/>
       </w:pPr>
       <w:bookmarkStart w:id="72" w:name="_Toc231629028"/>
-      <w:bookmarkStart w:id="73" w:name="_Toc231897295"/>
+      <w:bookmarkStart w:id="73" w:name="_Toc231897718"/>
       <w:r>
         <w:t>3.6. Tổng hợp kết quả demo</w:t>
       </w:r>
@@ -15754,7 +15641,7 @@
         <w:pStyle w:val="Heading2"/>
       </w:pPr>
       <w:bookmarkStart w:id="74" w:name="_Toc231629029"/>
-      <w:bookmarkStart w:id="75" w:name="_Toc231897296"/>
+      <w:bookmarkStart w:id="75" w:name="_Toc231897719"/>
       <w:r>
         <w:t>3.7. Nhận xét chương</w:t>
       </w:r>
@@ -15772,7 +15659,7 @@
         <w:pageBreakBefore/>
       </w:pPr>
       <w:bookmarkStart w:id="76" w:name="_Toc231629030"/>
-      <w:bookmarkStart w:id="77" w:name="_Toc231897297"/>
+      <w:bookmarkStart w:id="77" w:name="_Toc231897720"/>
       <w:r>
         <w:lastRenderedPageBreak/>
         <w:t>CHƯƠNG 4. XÂY DỰNG MÔ HÌNH TRÊN EDGE IMPULSE</w:t>
@@ -15785,7 +15672,7 @@
         <w:pStyle w:val="Heading2"/>
       </w:pPr>
       <w:bookmarkStart w:id="78" w:name="_Toc231629031"/>
-      <w:bookmarkStart w:id="79" w:name="_Toc231897298"/>
+      <w:bookmarkStart w:id="79" w:name="_Toc231897721"/>
       <w:r>
         <w:t>4.1. Giới thiệu nền tảng Edge Impulse trong đề tài</w:t>
       </w:r>
@@ -15817,7 +15704,7 @@
                     <pic:cNvPicPr/>
                   </pic:nvPicPr>
                   <pic:blipFill>
-                    <a:blip r:embed="rId10"/>
+                    <a:blip r:embed="rId9"/>
                     <a:stretch>
                       <a:fillRect/>
                     </a:stretch>
@@ -15875,11 +15762,7 @@
     </w:p>
     <w:p/>
     <w:p>
-      <w:pPr>
-        <w:pStyle w:val="Heading2"/>
-      </w:pPr>
       <w:bookmarkStart w:id="80" w:name="_Toc231629032"/>
-      <w:bookmarkStart w:id="81" w:name="_Toc231897299"/>
       <w:r>
         <w:t>4.2. Chuẩn bị và nạp dữ liệu</w:t>
       </w:r>
@@ -15904,7 +15787,7 @@
                     <pic:cNvPicPr/>
                   </pic:nvPicPr>
                   <pic:blipFill>
-                    <a:blip r:embed="rId9"/>
+                    <a:blip r:embed="rId10"/>
                     <a:stretch>
                       <a:fillRect/>
                     </a:stretch>
@@ -15924,7 +15807,6 @@
           </wp:inline>
         </w:drawing>
       </w:r>
-      <w:bookmarkEnd w:id="81"/>
     </w:p>
     <w:p>
       <w:pPr>
@@ -15951,13 +15833,13 @@
       <w:pPr>
         <w:pStyle w:val="Heading3"/>
       </w:pPr>
-      <w:bookmarkStart w:id="82" w:name="_Toc231629033"/>
-      <w:bookmarkStart w:id="83" w:name="_Toc231897300"/>
+      <w:bookmarkStart w:id="81" w:name="_Toc231629033"/>
+      <w:bookmarkStart w:id="82" w:name="_Toc231897722"/>
       <w:r>
         <w:t>4.2.1. Nguồn dữ liệu</w:t>
       </w:r>
+      <w:bookmarkEnd w:id="81"/>
       <w:bookmarkEnd w:id="82"/>
-      <w:bookmarkEnd w:id="83"/>
     </w:p>
     <w:p>
       <w:r>
@@ -15968,13 +15850,13 @@
       <w:pPr>
         <w:pStyle w:val="Heading3"/>
       </w:pPr>
-      <w:bookmarkStart w:id="84" w:name="_Toc231629034"/>
-      <w:bookmarkStart w:id="85" w:name="_Toc231897301"/>
+      <w:bookmarkStart w:id="83" w:name="_Toc231629034"/>
+      <w:bookmarkStart w:id="84" w:name="_Toc231897723"/>
       <w:r>
         <w:t>4.2.2. Ánh xạ nhãn</w:t>
       </w:r>
+      <w:bookmarkEnd w:id="83"/>
       <w:bookmarkEnd w:id="84"/>
-      <w:bookmarkEnd w:id="85"/>
     </w:p>
     <w:tbl>
       <w:tblPr>
@@ -16472,13 +16354,13 @@
       <w:pPr>
         <w:pStyle w:val="Heading3"/>
       </w:pPr>
-      <w:bookmarkStart w:id="86" w:name="_Toc231629035"/>
-      <w:bookmarkStart w:id="87" w:name="_Toc231897302"/>
+      <w:bookmarkStart w:id="85" w:name="_Toc231629035"/>
+      <w:bookmarkStart w:id="86" w:name="_Toc231897724"/>
       <w:r>
         <w:t>4.2.3. Thống kê bộ dữ liệu sau khi tải lên</w:t>
       </w:r>
+      <w:bookmarkEnd w:id="85"/>
       <w:bookmarkEnd w:id="86"/>
-      <w:bookmarkEnd w:id="87"/>
     </w:p>
     <w:tbl>
       <w:tblPr>
@@ -17029,14 +16911,14 @@
       <w:pPr>
         <w:pStyle w:val="Heading2"/>
       </w:pPr>
-      <w:bookmarkStart w:id="88" w:name="_Toc231629036"/>
-      <w:bookmarkStart w:id="89" w:name="_Toc231897303"/>
+      <w:bookmarkStart w:id="87" w:name="_Toc231629036"/>
+      <w:bookmarkStart w:id="88" w:name="_Toc231897725"/>
       <w:r>
         <w:lastRenderedPageBreak/>
         <w:t>4.3. Thiết kế Impulse</w:t>
       </w:r>
+      <w:bookmarkEnd w:id="87"/>
       <w:bookmarkEnd w:id="88"/>
-      <w:bookmarkEnd w:id="89"/>
     </w:p>
     <w:p>
       <w:pPr>
@@ -17704,14 +17586,14 @@
       <w:pPr>
         <w:pStyle w:val="Heading2"/>
       </w:pPr>
-      <w:bookmarkStart w:id="90" w:name="_Toc231629037"/>
-      <w:bookmarkStart w:id="91" w:name="_Toc231897304"/>
+      <w:bookmarkStart w:id="89" w:name="_Toc231629037"/>
+      <w:bookmarkStart w:id="90" w:name="_Toc231897726"/>
       <w:r>
         <w:lastRenderedPageBreak/>
         <w:t>4.4. Khối xử lý đặc trưng: Spectral Analysis</w:t>
       </w:r>
+      <w:bookmarkEnd w:id="89"/>
       <w:bookmarkEnd w:id="90"/>
-      <w:bookmarkEnd w:id="91"/>
     </w:p>
     <w:p>
       <w:pPr>
@@ -17784,13 +17666,13 @@
       <w:pPr>
         <w:pStyle w:val="Heading3"/>
       </w:pPr>
-      <w:bookmarkStart w:id="92" w:name="_Toc231629038"/>
-      <w:bookmarkStart w:id="93" w:name="_Toc231897305"/>
+      <w:bookmarkStart w:id="91" w:name="_Toc231629038"/>
+      <w:bookmarkStart w:id="92" w:name="_Toc231897727"/>
       <w:r>
         <w:t>4.4.1. Tham số cài đặt</w:t>
       </w:r>
+      <w:bookmarkEnd w:id="91"/>
       <w:bookmarkEnd w:id="92"/>
-      <w:bookmarkEnd w:id="93"/>
     </w:p>
     <w:p>
       <w:r>
@@ -18560,14 +18442,14 @@
       <w:pPr>
         <w:pStyle w:val="Heading3"/>
       </w:pPr>
-      <w:bookmarkStart w:id="94" w:name="_Toc231629039"/>
-      <w:bookmarkStart w:id="95" w:name="_Toc231897306"/>
+      <w:bookmarkStart w:id="93" w:name="_Toc231629039"/>
+      <w:bookmarkStart w:id="94" w:name="_Toc231897728"/>
       <w:r>
         <w:lastRenderedPageBreak/>
         <w:t>4.4.2. Kết quả trích xuất đặc trưng</w:t>
       </w:r>
+      <w:bookmarkEnd w:id="93"/>
       <w:bookmarkEnd w:id="94"/>
-      <w:bookmarkEnd w:id="95"/>
     </w:p>
     <w:p>
       <w:r>
@@ -18994,13 +18876,13 @@
       <w:pPr>
         <w:pStyle w:val="Heading2"/>
       </w:pPr>
-      <w:bookmarkStart w:id="96" w:name="_Toc231629040"/>
-      <w:bookmarkStart w:id="97" w:name="_Toc231897307"/>
+      <w:bookmarkStart w:id="95" w:name="_Toc231629040"/>
+      <w:bookmarkStart w:id="96" w:name="_Toc231897729"/>
       <w:r>
         <w:t>4.5. Huấn luyện mô hình phân loại (Keras)</w:t>
       </w:r>
+      <w:bookmarkEnd w:id="95"/>
       <w:bookmarkEnd w:id="96"/>
-      <w:bookmarkEnd w:id="97"/>
     </w:p>
     <w:p>
       <w:pPr>
@@ -19067,13 +18949,13 @@
       <w:pPr>
         <w:pStyle w:val="Heading3"/>
       </w:pPr>
-      <w:bookmarkStart w:id="98" w:name="_Toc231629041"/>
-      <w:bookmarkStart w:id="99" w:name="_Toc231897308"/>
+      <w:bookmarkStart w:id="97" w:name="_Toc231629041"/>
+      <w:bookmarkStart w:id="98" w:name="_Toc231897730"/>
       <w:r>
         <w:t>4.5.1. Kiến trúc mạng neural</w:t>
       </w:r>
+      <w:bookmarkEnd w:id="97"/>
       <w:bookmarkEnd w:id="98"/>
-      <w:bookmarkEnd w:id="99"/>
     </w:p>
     <w:p>
       <w:r>
@@ -19666,13 +19548,13 @@
       <w:pPr>
         <w:pStyle w:val="Heading3"/>
       </w:pPr>
-      <w:bookmarkStart w:id="100" w:name="_Toc231629042"/>
-      <w:bookmarkStart w:id="101" w:name="_Toc231897309"/>
+      <w:bookmarkStart w:id="99" w:name="_Toc231629042"/>
+      <w:bookmarkStart w:id="100" w:name="_Toc231897731"/>
       <w:r>
         <w:t>4.5.2. Kết quả huấn luyện</w:t>
       </w:r>
+      <w:bookmarkEnd w:id="99"/>
       <w:bookmarkEnd w:id="100"/>
-      <w:bookmarkEnd w:id="101"/>
     </w:p>
     <w:tbl>
       <w:tblPr>
@@ -20043,14 +19925,14 @@
       <w:pPr>
         <w:pStyle w:val="Heading3"/>
       </w:pPr>
-      <w:bookmarkStart w:id="102" w:name="_Toc231629043"/>
-      <w:bookmarkStart w:id="103" w:name="_Toc231897310"/>
+      <w:bookmarkStart w:id="101" w:name="_Toc231629043"/>
+      <w:bookmarkStart w:id="102" w:name="_Toc231897732"/>
       <w:r>
         <w:lastRenderedPageBreak/>
         <w:t>4.5.3. Hiệu năng trên thiết bị - Phân biệt 2 chế độ triển khai</w:t>
       </w:r>
+      <w:bookmarkEnd w:id="101"/>
       <w:bookmarkEnd w:id="102"/>
-      <w:bookmarkEnd w:id="103"/>
     </w:p>
     <w:p>
       <w:r>
@@ -20744,14 +20626,14 @@
       <w:pPr>
         <w:pStyle w:val="Heading2"/>
       </w:pPr>
-      <w:bookmarkStart w:id="104" w:name="_Toc231629044"/>
-      <w:bookmarkStart w:id="105" w:name="_Toc231897311"/>
+      <w:bookmarkStart w:id="103" w:name="_Toc231629044"/>
+      <w:bookmarkStart w:id="104" w:name="_Toc231897733"/>
       <w:r>
         <w:lastRenderedPageBreak/>
         <w:t>4.6. Khối Anomaly Detection (K-Means)</w:t>
       </w:r>
+      <w:bookmarkEnd w:id="103"/>
       <w:bookmarkEnd w:id="104"/>
-      <w:bookmarkEnd w:id="105"/>
     </w:p>
     <w:p>
       <w:r>
@@ -21071,13 +20953,13 @@
       <w:pPr>
         <w:pStyle w:val="Heading2"/>
       </w:pPr>
-      <w:bookmarkStart w:id="106" w:name="_Toc231629045"/>
-      <w:bookmarkStart w:id="107" w:name="_Toc231897312"/>
+      <w:bookmarkStart w:id="105" w:name="_Toc231629045"/>
+      <w:bookmarkStart w:id="106" w:name="_Toc231897734"/>
       <w:r>
         <w:t>4.7. Đánh giá tổng thể mô hình</w:t>
       </w:r>
+      <w:bookmarkEnd w:id="105"/>
       <w:bookmarkEnd w:id="106"/>
-      <w:bookmarkEnd w:id="107"/>
     </w:p>
     <w:p>
       <w:pPr>
@@ -21175,13 +21057,13 @@
       <w:pPr>
         <w:pStyle w:val="Heading3"/>
       </w:pPr>
-      <w:bookmarkStart w:id="108" w:name="_Toc231629046"/>
-      <w:bookmarkStart w:id="109" w:name="_Toc231897313"/>
+      <w:bookmarkStart w:id="107" w:name="_Toc231629046"/>
+      <w:bookmarkStart w:id="108" w:name="_Toc231897735"/>
       <w:r>
         <w:t>4.7.1. Kết quả phân loại (Float32 - WebAssembly / Phone)</w:t>
       </w:r>
+      <w:bookmarkEnd w:id="107"/>
       <w:bookmarkEnd w:id="108"/>
-      <w:bookmarkEnd w:id="109"/>
     </w:p>
     <w:tbl>
       <w:tblPr>
@@ -21520,13 +21402,13 @@
       <w:pPr>
         <w:pStyle w:val="Heading3"/>
       </w:pPr>
-      <w:bookmarkStart w:id="110" w:name="_Toc231629047"/>
-      <w:bookmarkStart w:id="111" w:name="_Toc231897314"/>
+      <w:bookmarkStart w:id="109" w:name="_Toc231629047"/>
+      <w:bookmarkStart w:id="110" w:name="_Toc231897736"/>
       <w:r>
         <w:t>4.7.2. Tham khảo: Hiệu năng nếu triển khai lên MCU (Int8 Quantized)</w:t>
       </w:r>
+      <w:bookmarkEnd w:id="109"/>
       <w:bookmarkEnd w:id="110"/>
-      <w:bookmarkEnd w:id="111"/>
     </w:p>
     <w:p>
       <w:r>
@@ -21820,13 +21702,13 @@
       <w:pPr>
         <w:pStyle w:val="Heading3"/>
       </w:pPr>
-      <w:bookmarkStart w:id="112" w:name="_Toc231629048"/>
-      <w:bookmarkStart w:id="113" w:name="_Toc231897315"/>
+      <w:bookmarkStart w:id="111" w:name="_Toc231629048"/>
+      <w:bookmarkStart w:id="112" w:name="_Toc231897737"/>
       <w:r>
         <w:t>4.7.3. Tổng hợp cấu hình và hiệu năng</w:t>
       </w:r>
+      <w:bookmarkEnd w:id="111"/>
       <w:bookmarkEnd w:id="112"/>
-      <w:bookmarkEnd w:id="113"/>
     </w:p>
     <w:tbl>
       <w:tblPr>
@@ -22423,13 +22305,13 @@
       <w:pPr>
         <w:pStyle w:val="Heading3"/>
       </w:pPr>
-      <w:bookmarkStart w:id="114" w:name="_Toc231629049"/>
-      <w:bookmarkStart w:id="115" w:name="_Toc231897316"/>
+      <w:bookmarkStart w:id="113" w:name="_Toc231629049"/>
+      <w:bookmarkStart w:id="114" w:name="_Toc231897738"/>
       <w:r>
         <w:t>4.7.4. Nhận xét chương</w:t>
       </w:r>
+      <w:bookmarkEnd w:id="113"/>
       <w:bookmarkEnd w:id="114"/>
-      <w:bookmarkEnd w:id="115"/>
     </w:p>
     <w:p>
       <w:r>
@@ -22487,38 +22369,38 @@
         <w:pageBreakBefore/>
         <w:jc w:val="center"/>
       </w:pPr>
-      <w:bookmarkStart w:id="116" w:name="_Toc231629050"/>
-      <w:bookmarkStart w:id="117" w:name="_Toc231897317"/>
+      <w:bookmarkStart w:id="115" w:name="_Toc231629050"/>
+      <w:bookmarkStart w:id="116" w:name="_Toc231897739"/>
       <w:r>
         <w:lastRenderedPageBreak/>
         <w:t>CHƯƠNG 5. KẾT QUẢ VÀ ĐÁNH GIÁ</w:t>
       </w:r>
+      <w:bookmarkEnd w:id="115"/>
       <w:bookmarkEnd w:id="116"/>
-      <w:bookmarkEnd w:id="117"/>
     </w:p>
     <w:p>
       <w:pPr>
         <w:pStyle w:val="Heading2"/>
       </w:pPr>
-      <w:bookmarkStart w:id="118" w:name="_Toc231629051"/>
-      <w:bookmarkStart w:id="119" w:name="_Toc231897318"/>
+      <w:bookmarkStart w:id="117" w:name="_Toc231629051"/>
+      <w:bookmarkStart w:id="118" w:name="_Toc231897740"/>
       <w:r>
         <w:t>5.1. Kết quả huấn luyện mô hình trên Edge Impulse</w:t>
       </w:r>
+      <w:bookmarkEnd w:id="117"/>
       <w:bookmarkEnd w:id="118"/>
-      <w:bookmarkEnd w:id="119"/>
     </w:p>
     <w:p>
       <w:pPr>
         <w:pStyle w:val="Heading3"/>
       </w:pPr>
-      <w:bookmarkStart w:id="120" w:name="_Toc231629052"/>
-      <w:bookmarkStart w:id="121" w:name="_Toc231897319"/>
+      <w:bookmarkStart w:id="119" w:name="_Toc231629052"/>
+      <w:bookmarkStart w:id="120" w:name="_Toc231897741"/>
       <w:r>
         <w:t>5.1.1. Thông số mô hình thực tế</w:t>
       </w:r>
+      <w:bookmarkEnd w:id="119"/>
       <w:bookmarkEnd w:id="120"/>
-      <w:bookmarkEnd w:id="121"/>
     </w:p>
     <w:tbl>
       <w:tblPr>
@@ -22977,13 +22859,13 @@
       <w:pPr>
         <w:pStyle w:val="Heading3"/>
       </w:pPr>
-      <w:bookmarkStart w:id="122" w:name="_Toc231629053"/>
-      <w:bookmarkStart w:id="123" w:name="_Toc231897320"/>
+      <w:bookmarkStart w:id="121" w:name="_Toc231629053"/>
+      <w:bookmarkStart w:id="122" w:name="_Toc231897742"/>
       <w:r>
         <w:t>5.1.2. Kết quả training</w:t>
       </w:r>
+      <w:bookmarkEnd w:id="121"/>
       <w:bookmarkEnd w:id="122"/>
-      <w:bookmarkEnd w:id="123"/>
     </w:p>
     <w:tbl>
       <w:tblPr>
@@ -23285,25 +23167,25 @@
       <w:pPr>
         <w:pStyle w:val="Heading2"/>
       </w:pPr>
-      <w:bookmarkStart w:id="124" w:name="_Toc231629054"/>
-      <w:bookmarkStart w:id="125" w:name="_Toc231897321"/>
+      <w:bookmarkStart w:id="123" w:name="_Toc231629054"/>
+      <w:bookmarkStart w:id="124" w:name="_Toc231897743"/>
       <w:r>
         <w:t>5.2. Kết quả kiểm thử trên điện thoại</w:t>
       </w:r>
+      <w:bookmarkEnd w:id="123"/>
       <w:bookmarkEnd w:id="124"/>
-      <w:bookmarkEnd w:id="125"/>
     </w:p>
     <w:p>
       <w:pPr>
         <w:pStyle w:val="Heading3"/>
       </w:pPr>
-      <w:bookmarkStart w:id="126" w:name="_Toc231629055"/>
-      <w:bookmarkStart w:id="127" w:name="_Toc231897322"/>
+      <w:bookmarkStart w:id="125" w:name="_Toc231629055"/>
+      <w:bookmarkStart w:id="126" w:name="_Toc231897744"/>
       <w:r>
         <w:t>5.2.1. Môi trường kiểm thử</w:t>
       </w:r>
+      <w:bookmarkEnd w:id="125"/>
       <w:bookmarkEnd w:id="126"/>
-      <w:bookmarkEnd w:id="127"/>
     </w:p>
     <w:tbl>
       <w:tblPr>
@@ -23702,13 +23584,13 @@
       <w:pPr>
         <w:pStyle w:val="Heading3"/>
       </w:pPr>
-      <w:bookmarkStart w:id="128" w:name="_Toc231629056"/>
-      <w:bookmarkStart w:id="129" w:name="_Toc231897323"/>
+      <w:bookmarkStart w:id="127" w:name="_Toc231629056"/>
+      <w:bookmarkStart w:id="128" w:name="_Toc231897745"/>
       <w:r>
         <w:t>5.2.2. Kết quả test cases</w:t>
       </w:r>
+      <w:bookmarkEnd w:id="127"/>
       <w:bookmarkEnd w:id="128"/>
-      <w:bookmarkEnd w:id="129"/>
     </w:p>
     <w:tbl>
       <w:tblPr>
@@ -24788,13 +24670,13 @@
       <w:pPr>
         <w:pStyle w:val="Heading3"/>
       </w:pPr>
-      <w:bookmarkStart w:id="130" w:name="_Toc231629057"/>
-      <w:bookmarkStart w:id="131" w:name="_Toc231897324"/>
+      <w:bookmarkStart w:id="129" w:name="_Toc231629057"/>
+      <w:bookmarkStart w:id="130" w:name="_Toc231897746"/>
       <w:r>
         <w:t>5.2.3. Hiệu năng trên điện thoại</w:t>
       </w:r>
+      <w:bookmarkEnd w:id="129"/>
       <w:bookmarkEnd w:id="130"/>
-      <w:bookmarkEnd w:id="131"/>
     </w:p>
     <w:tbl>
       <w:tblPr>
@@ -25193,25 +25075,25 @@
       <w:pPr>
         <w:pStyle w:val="Heading2"/>
       </w:pPr>
-      <w:bookmarkStart w:id="132" w:name="_Toc231629058"/>
-      <w:bookmarkStart w:id="133" w:name="_Toc231897325"/>
+      <w:bookmarkStart w:id="131" w:name="_Toc231629058"/>
+      <w:bookmarkStart w:id="132" w:name="_Toc231897747"/>
       <w:r>
         <w:t>5.3. Đánh giá tổng thể</w:t>
       </w:r>
+      <w:bookmarkEnd w:id="131"/>
       <w:bookmarkEnd w:id="132"/>
-      <w:bookmarkEnd w:id="133"/>
     </w:p>
     <w:p>
       <w:pPr>
         <w:pStyle w:val="Heading3"/>
       </w:pPr>
-      <w:bookmarkStart w:id="134" w:name="_Toc231629059"/>
-      <w:bookmarkStart w:id="135" w:name="_Toc231897326"/>
+      <w:bookmarkStart w:id="133" w:name="_Toc231629059"/>
+      <w:bookmarkStart w:id="134" w:name="_Toc231897748"/>
       <w:r>
         <w:t>5.3.1. So sánh kết quả với mục tiêu ban đầu</w:t>
       </w:r>
+      <w:bookmarkEnd w:id="133"/>
       <w:bookmarkEnd w:id="134"/>
-      <w:bookmarkEnd w:id="135"/>
     </w:p>
     <w:tbl>
       <w:tblPr>
@@ -25850,13 +25732,13 @@
       <w:pPr>
         <w:pStyle w:val="Heading3"/>
       </w:pPr>
-      <w:bookmarkStart w:id="136" w:name="_Toc231629060"/>
-      <w:bookmarkStart w:id="137" w:name="_Toc231897327"/>
+      <w:bookmarkStart w:id="135" w:name="_Toc231629060"/>
+      <w:bookmarkStart w:id="136" w:name="_Toc231897749"/>
       <w:r>
         <w:t>5.3.2. Hạn chế và hướng phát triển</w:t>
       </w:r>
+      <w:bookmarkEnd w:id="135"/>
       <w:bookmarkEnd w:id="136"/>
-      <w:bookmarkEnd w:id="137"/>
     </w:p>
     <w:p>
       <w:r>
@@ -25959,13 +25841,13 @@
       <w:pPr>
         <w:pStyle w:val="Heading2"/>
       </w:pPr>
-      <w:bookmarkStart w:id="138" w:name="_Toc231629061"/>
-      <w:bookmarkStart w:id="139" w:name="_Toc231897328"/>
+      <w:bookmarkStart w:id="137" w:name="_Toc231629061"/>
+      <w:bookmarkStart w:id="138" w:name="_Toc231897750"/>
       <w:r>
         <w:t>5.4. Nhận xét chương</w:t>
       </w:r>
+      <w:bookmarkEnd w:id="137"/>
       <w:bookmarkEnd w:id="138"/>
-      <w:bookmarkEnd w:id="139"/>
     </w:p>
     <w:p>
       <w:r>
@@ -25978,14 +25860,14 @@
         <w:pageBreakBefore/>
         <w:jc w:val="center"/>
       </w:pPr>
-      <w:bookmarkStart w:id="140" w:name="_Toc231629062"/>
-      <w:bookmarkStart w:id="141" w:name="_Toc231897329"/>
+      <w:bookmarkStart w:id="139" w:name="_Toc231629062"/>
+      <w:bookmarkStart w:id="140" w:name="_Toc231897751"/>
       <w:r>
         <w:lastRenderedPageBreak/>
         <w:t>TÀI LIỆU THAM KHẢO</w:t>
       </w:r>
+      <w:bookmarkEnd w:id="139"/>
       <w:bookmarkEnd w:id="140"/>
-      <w:bookmarkEnd w:id="141"/>
     </w:p>
     <w:p>
       <w:pPr>
@@ -26081,26 +25963,26 @@
         <w:pStyle w:val="Heading1"/>
         <w:jc w:val="center"/>
       </w:pPr>
-      <w:bookmarkStart w:id="142" w:name="_Toc231629063"/>
-      <w:bookmarkStart w:id="143" w:name="_Toc231897330"/>
+      <w:bookmarkStart w:id="141" w:name="_Toc231629063"/>
+      <w:bookmarkStart w:id="142" w:name="_Toc231897752"/>
       <w:r>
         <w:lastRenderedPageBreak/>
         <w:t>PHỤ LỤC</w:t>
       </w:r>
+      <w:bookmarkEnd w:id="141"/>
       <w:bookmarkEnd w:id="142"/>
-      <w:bookmarkEnd w:id="143"/>
     </w:p>
     <w:p>
       <w:pPr>
         <w:pStyle w:val="Heading2"/>
       </w:pPr>
-      <w:bookmarkStart w:id="144" w:name="_Toc231629064"/>
-      <w:bookmarkStart w:id="145" w:name="_Toc231897331"/>
+      <w:bookmarkStart w:id="143" w:name="_Toc231629064"/>
+      <w:bookmarkStart w:id="144" w:name="_Toc231897753"/>
       <w:r>
         <w:t>Phụ lục 1. Source code dự án</w:t>
       </w:r>
+      <w:bookmarkEnd w:id="143"/>
       <w:bookmarkEnd w:id="144"/>
-      <w:bookmarkEnd w:id="145"/>
     </w:p>
     <w:tbl>
       <w:tblPr>
@@ -26439,13 +26321,13 @@
       <w:pPr>
         <w:pStyle w:val="Heading2"/>
       </w:pPr>
-      <w:bookmarkStart w:id="146" w:name="_Toc231629065"/>
-      <w:bookmarkStart w:id="147" w:name="_Toc231897332"/>
+      <w:bookmarkStart w:id="145" w:name="_Toc231629065"/>
+      <w:bookmarkStart w:id="146" w:name="_Toc231897754"/>
       <w:r>
         <w:t>Phụ lục 2. Cấu hình phần cứng</w:t>
       </w:r>
+      <w:bookmarkEnd w:id="145"/>
       <w:bookmarkEnd w:id="146"/>
-      <w:bookmarkEnd w:id="147"/>
     </w:p>
     <w:p>
       <w:r>
@@ -26461,13 +26343,13 @@
       <w:pPr>
         <w:pStyle w:val="Heading2"/>
       </w:pPr>
-      <w:bookmarkStart w:id="148" w:name="_Toc231629066"/>
-      <w:bookmarkStart w:id="149" w:name="_Toc231897333"/>
+      <w:bookmarkStart w:id="147" w:name="_Toc231629066"/>
+      <w:bookmarkStart w:id="148" w:name="_Toc231897755"/>
       <w:r>
         <w:t>Phụ lục 3. Link dự án Edge Impulse</w:t>
       </w:r>
+      <w:bookmarkEnd w:id="147"/>
       <w:bookmarkEnd w:id="148"/>
-      <w:bookmarkEnd w:id="149"/>
     </w:p>
     <w:tbl>
       <w:tblPr>
@@ -26756,13 +26638,13 @@
       <w:pPr>
         <w:pStyle w:val="Heading2"/>
       </w:pPr>
-      <w:bookmarkStart w:id="150" w:name="_Toc231629067"/>
-      <w:bookmarkStart w:id="151" w:name="_Toc231897334"/>
+      <w:bookmarkStart w:id="149" w:name="_Toc231629067"/>
+      <w:bookmarkStart w:id="150" w:name="_Toc231897756"/>
       <w:r>
         <w:t>Phụ lục 4.</w:t>
       </w:r>
+      <w:bookmarkEnd w:id="149"/>
       <w:bookmarkEnd w:id="150"/>
-      <w:bookmarkEnd w:id="151"/>
     </w:p>
     <w:tbl>
       <w:tblPr>

--- a/TranNguyenAnSon_hedieuhanhnhung.docx
+++ b/TranNguyenAnSon_hedieuhanhnhung.docx
@@ -5439,7 +5439,7 @@
                 <w:noProof/>
                 <w:webHidden/>
               </w:rPr>
-              <w:t>31</w:t>
+              <w:t>32</w:t>
             </w:r>
             <w:r>
               <w:rPr>
@@ -5513,7 +5513,7 @@
                 <w:noProof/>
                 <w:webHidden/>
               </w:rPr>
-              <w:t>32</w:t>
+              <w:t>33</w:t>
             </w:r>
             <w:r>
               <w:rPr>
@@ -5587,7 +5587,7 @@
                 <w:noProof/>
                 <w:webHidden/>
               </w:rPr>
-              <w:t>33</w:t>
+              <w:t>34</w:t>
             </w:r>
             <w:r>
               <w:rPr>
@@ -5661,7 +5661,7 @@
                 <w:noProof/>
                 <w:webHidden/>
               </w:rPr>
-              <w:t>33</w:t>
+              <w:t>34</w:t>
             </w:r>
             <w:r>
               <w:rPr>
@@ -5735,7 +5735,7 @@
                 <w:noProof/>
                 <w:webHidden/>
               </w:rPr>
-              <w:t>34</w:t>
+              <w:t>35</w:t>
             </w:r>
             <w:r>
               <w:rPr>
@@ -5809,7 +5809,7 @@
                 <w:noProof/>
                 <w:webHidden/>
               </w:rPr>
-              <w:t>34</w:t>
+              <w:t>35</w:t>
             </w:r>
             <w:r>
               <w:rPr>
@@ -5883,7 +5883,7 @@
                 <w:noProof/>
                 <w:webHidden/>
               </w:rPr>
-              <w:t>34</w:t>
+              <w:t>35</w:t>
             </w:r>
             <w:r>
               <w:rPr>
@@ -5957,7 +5957,7 @@
                 <w:noProof/>
                 <w:webHidden/>
               </w:rPr>
-              <w:t>35</w:t>
+              <w:t>36</w:t>
             </w:r>
             <w:r>
               <w:rPr>
@@ -6031,7 +6031,7 @@
                 <w:noProof/>
                 <w:webHidden/>
               </w:rPr>
-              <w:t>36</w:t>
+              <w:t>37</w:t>
             </w:r>
             <w:r>
               <w:rPr>
@@ -6105,7 +6105,7 @@
                 <w:noProof/>
                 <w:webHidden/>
               </w:rPr>
-              <w:t>37</w:t>
+              <w:t>38</w:t>
             </w:r>
             <w:r>
               <w:rPr>
@@ -6179,7 +6179,7 @@
                 <w:noProof/>
                 <w:webHidden/>
               </w:rPr>
-              <w:t>37</w:t>
+              <w:t>38</w:t>
             </w:r>
             <w:r>
               <w:rPr>
@@ -6253,7 +6253,7 @@
                 <w:noProof/>
                 <w:webHidden/>
               </w:rPr>
-              <w:t>38</w:t>
+              <w:t>39</w:t>
             </w:r>
             <w:r>
               <w:rPr>
@@ -6327,7 +6327,7 @@
                 <w:noProof/>
                 <w:webHidden/>
               </w:rPr>
-              <w:t>38</w:t>
+              <w:t>39</w:t>
             </w:r>
             <w:r>
               <w:rPr>
@@ -6401,7 +6401,7 @@
                 <w:noProof/>
                 <w:webHidden/>
               </w:rPr>
-              <w:t>39</w:t>
+              <w:t>40</w:t>
             </w:r>
             <w:r>
               <w:rPr>
@@ -6475,7 +6475,7 @@
                 <w:noProof/>
                 <w:webHidden/>
               </w:rPr>
-              <w:t>39</w:t>
+              <w:t>40</w:t>
             </w:r>
             <w:r>
               <w:rPr>
@@ -6549,7 +6549,7 @@
                 <w:noProof/>
                 <w:webHidden/>
               </w:rPr>
-              <w:t>41</w:t>
+              <w:t>42</w:t>
             </w:r>
             <w:r>
               <w:rPr>
@@ -6623,7 +6623,7 @@
                 <w:noProof/>
                 <w:webHidden/>
               </w:rPr>
-              <w:t>41</w:t>
+              <w:t>42</w:t>
             </w:r>
             <w:r>
               <w:rPr>
@@ -6697,7 +6697,7 @@
                 <w:noProof/>
                 <w:webHidden/>
               </w:rPr>
-              <w:t>41</w:t>
+              <w:t>42</w:t>
             </w:r>
             <w:r>
               <w:rPr>
@@ -6771,7 +6771,7 @@
                 <w:noProof/>
                 <w:webHidden/>
               </w:rPr>
-              <w:t>41</w:t>
+              <w:t>42</w:t>
             </w:r>
             <w:r>
               <w:rPr>
@@ -6845,7 +6845,7 @@
                 <w:noProof/>
                 <w:webHidden/>
               </w:rPr>
-              <w:t>42</w:t>
+              <w:t>43</w:t>
             </w:r>
             <w:r>
               <w:rPr>
@@ -6919,7 +6919,7 @@
                 <w:noProof/>
                 <w:webHidden/>
               </w:rPr>
-              <w:t>42</w:t>
+              <w:t>43</w:t>
             </w:r>
             <w:r>
               <w:rPr>
@@ -6993,7 +6993,7 @@
                 <w:noProof/>
                 <w:webHidden/>
               </w:rPr>
-              <w:t>42</w:t>
+              <w:t>43</w:t>
             </w:r>
             <w:r>
               <w:rPr>
@@ -7067,7 +7067,7 @@
                 <w:noProof/>
                 <w:webHidden/>
               </w:rPr>
-              <w:t>43</w:t>
+              <w:t>44</w:t>
             </w:r>
             <w:r>
               <w:rPr>
@@ -7141,7 +7141,7 @@
                 <w:noProof/>
                 <w:webHidden/>
               </w:rPr>
-              <w:t>43</w:t>
+              <w:t>44</w:t>
             </w:r>
             <w:r>
               <w:rPr>
@@ -7215,7 +7215,7 @@
                 <w:noProof/>
                 <w:webHidden/>
               </w:rPr>
-              <w:t>43</w:t>
+              <w:t>44</w:t>
             </w:r>
             <w:r>
               <w:rPr>
@@ -7289,7 +7289,7 @@
                 <w:noProof/>
                 <w:webHidden/>
               </w:rPr>
-              <w:t>43</w:t>
+              <w:t>44</w:t>
             </w:r>
             <w:r>
               <w:rPr>
@@ -7363,7 +7363,7 @@
                 <w:noProof/>
                 <w:webHidden/>
               </w:rPr>
-              <w:t>44</w:t>
+              <w:t>45</w:t>
             </w:r>
             <w:r>
               <w:rPr>
@@ -7437,7 +7437,7 @@
                 <w:noProof/>
                 <w:webHidden/>
               </w:rPr>
-              <w:t>45</w:t>
+              <w:t>46</w:t>
             </w:r>
             <w:r>
               <w:rPr>
@@ -7511,7 +7511,7 @@
                 <w:noProof/>
                 <w:webHidden/>
               </w:rPr>
-              <w:t>46</w:t>
+              <w:t>47</w:t>
             </w:r>
             <w:r>
               <w:rPr>
@@ -7585,7 +7585,7 @@
                 <w:noProof/>
                 <w:webHidden/>
               </w:rPr>
-              <w:t>46</w:t>
+              <w:t>47</w:t>
             </w:r>
             <w:r>
               <w:rPr>
@@ -7659,7 +7659,7 @@
                 <w:noProof/>
                 <w:webHidden/>
               </w:rPr>
-              <w:t>46</w:t>
+              <w:t>47</w:t>
             </w:r>
             <w:r>
               <w:rPr>
@@ -7733,7 +7733,7 @@
                 <w:noProof/>
                 <w:webHidden/>
               </w:rPr>
-              <w:t>46</w:t>
+              <w:t>47</w:t>
             </w:r>
             <w:r>
               <w:rPr>
@@ -7807,7 +7807,7 @@
                 <w:noProof/>
                 <w:webHidden/>
               </w:rPr>
-              <w:t>47</w:t>
+              <w:t>48</w:t>
             </w:r>
             <w:r>
               <w:rPr>
@@ -15762,11 +15762,16 @@
     </w:p>
     <w:p/>
     <w:p>
+      <w:pPr>
+        <w:pStyle w:val="Heading2"/>
+      </w:pPr>
       <w:bookmarkStart w:id="80" w:name="_Toc231629032"/>
       <w:r>
         <w:t>4.2. Chuẩn bị và nạp dữ liệu</w:t>
       </w:r>
       <w:bookmarkEnd w:id="80"/>
+    </w:p>
+    <w:p>
       <w:r>
         <w:rPr>
           <w:noProof/>
@@ -16342,6 +16347,7 @@
     </w:p>
     <w:p>
       <w:r>
+        <w:lastRenderedPageBreak/>
         <w:br w:type="page"/>
       </w:r>
     </w:p>
